--- a/modul_praktikum/Pertemuan_11_Webhook_Idempoten_Settlement_Split_Allocation_Ledger_dan_Outbox.docx
+++ b/modul_praktikum/Pertemuan_11_Webhook_Idempoten_Settlement_Split_Allocation_Ledger_dan_Outbox.docx
@@ -87,7 +87,7 @@
           <w:color w:val="0B2545"/>
           <w:sz w:val="21"/>
         </w:rPr>
-        <w:t>14 pertemuan × 6 jam = 84 jam untuk menghasilkan MVP yang dapat didemokan, diuji, dan disiapkan menuju deployment.</w:t>
+        <w:t>14 pertemuan × 3,5 jam efektif di kelas = 49 jam (ditambah tugas mandiri di luar kelas) untuk menghasilkan MVP yang dapat didemokan, diuji, dan disiapkan menuju deployment.</w:t>
       </w:r>
     </w:p>
     <w:tbl>
@@ -554,7 +554,7 @@
                 <w:color w:val="1F2937"/>
                 <w:sz w:val="16"/>
               </w:rPr>
-              <w:t>360 menit (6 jam)</w:t>
+              <w:t>210 menit efektif di kelas (3 jam 30 menit); tugas mandiri di luar kelas hingga 120 menit (2 jam)</w:t>
             </w:r>
           </w:p>
         </w:tc>
@@ -818,7 +818,7 @@
         <w:pStyle w:val="Heading3"/>
       </w:pPr>
       <w:r>
-        <w:t>Pengetahuan Teknis Laravel 13 yang Wajib Dikuasai</w:t>
+        <w:t>Pengetahuan Teknis dan Penjelasan Mandiri (Laravel 13)</w:t>
       </w:r>
     </w:p>
     <w:p>
@@ -931,14 +931,6 @@
     </w:p>
     <w:p>
       <w:pPr>
-        <w:pStyle w:val="Heading3"/>
-      </w:pPr>
-      <w:r>
-        <w:t>Penjelasan Mandiri: Konsep, Cara Kerja, dan Aturan Implementasi</w:t>
-      </w:r>
-    </w:p>
-    <w:p>
-      <w:pPr>
         <w:pStyle w:val="CalloutConcept"/>
         <w:shd w:fill="EAF2FF" w:val="clear"/>
         <w:pBdr>
@@ -1002,2331 +994,1620 @@
     <w:p>
       <w:pPr>
         <w:pStyle w:val="CodeHeader"/>
-        <w:shd w:fill="2D2D30"/>
         <w:keepNext/>
         <w:pBdr>
-          <w:left w:val="single" w:sz="4" w:space="8" w:color="2D2D30"/>
+          <w:left w:val="single" w:sz="12" w:space="8" w:color="B8DDE0"/>
         </w:pBdr>
+        <w:shd w:val="clear" w:color="auto" w:fill="E4EAED"/>
       </w:pPr>
       <w:r>
-        <w:t>CONTOH MANDIRI — app/Http/Middleware/VerifyPaymentWebhook.php   •   PHP</w:t>
+        <w:rPr>
+          <w:rFonts w:ascii="Consolas" w:hAnsi="Consolas"/>
+          <w:b/>
+          <w:color w:val="262626"/>
+          <w:sz w:val="16"/>
+        </w:rPr>
+        <w:t xml:space="preserve">CONTOH MANDIRI — app/Http/Middleware/VerifyPaymentWebhook.php   •   PHP</w:t>
       </w:r>
     </w:p>
     <w:p>
       <w:pPr>
         <w:pStyle w:val="CodeBlock"/>
-        <w:shd w:fill="1E1E1E"/>
         <w:keepLines/>
         <w:pBdr>
-          <w:left w:val="single" w:sz="4" w:space="8" w:color="1E1E1E"/>
+          <w:left w:val="single" w:sz="12" w:space="8" w:color="B8DDE0"/>
         </w:pBdr>
+        <w:shd w:val="clear" w:color="auto" w:fill="F2F3F7"/>
       </w:pPr>
       <w:r>
         <w:rPr>
-          <w:rFonts w:ascii="Consolas" w:hAnsi="Consolas" w:eastAsia="Consolas"/>
-          <w:color w:val="9CDCFE"/>
+          <w:rFonts w:ascii="Consolas" w:hAnsi="Consolas"/>
+          <w:color w:val="660E7A"/>
           <w:sz w:val="16"/>
         </w:rPr>
-        <w:t>$timestamp</w:t>
-      </w:r>
-      <w:r>
-        <w:rPr>
-          <w:rFonts w:ascii="Consolas" w:hAnsi="Consolas" w:eastAsia="Consolas"/>
-          <w:color w:val="D4D4D4"/>
+        <w:t xml:space="preserve">$timestamp</w:t>
+      </w:r>
+      <w:r>
+        <w:rPr>
+          <w:rFonts w:ascii="Consolas" w:hAnsi="Consolas"/>
+          <w:color w:val="262626"/>
           <w:sz w:val="16"/>
         </w:rPr>
-        <w:t xml:space="preserve"> </w:t>
-      </w:r>
-      <w:r>
-        <w:rPr>
-          <w:rFonts w:ascii="Consolas" w:hAnsi="Consolas" w:eastAsia="Consolas"/>
-          <w:color w:val="D4D4D4"/>
+        <w:t xml:space="preserve"> = (</w:t>
+      </w:r>
+      <w:r>
+        <w:rPr>
+          <w:rFonts w:ascii="Consolas" w:hAnsi="Consolas"/>
+          <w:b/>
+          <w:color w:val="000080"/>
           <w:sz w:val="16"/>
         </w:rPr>
-        <w:t>=</w:t>
-      </w:r>
-      <w:r>
-        <w:rPr>
-          <w:rFonts w:ascii="Consolas" w:hAnsi="Consolas" w:eastAsia="Consolas"/>
-          <w:color w:val="D4D4D4"/>
+        <w:t xml:space="preserve">string</w:t>
+      </w:r>
+      <w:r>
+        <w:rPr>
+          <w:rFonts w:ascii="Consolas" w:hAnsi="Consolas"/>
+          <w:color w:val="262626"/>
           <w:sz w:val="16"/>
         </w:rPr>
-        <w:t xml:space="preserve"> </w:t>
-      </w:r>
-      <w:r>
-        <w:rPr>
-          <w:rFonts w:ascii="Consolas" w:hAnsi="Consolas" w:eastAsia="Consolas"/>
-          <w:color w:val="D4D4D4"/>
+        <w:t xml:space="preserve">) </w:t>
+      </w:r>
+      <w:r>
+        <w:rPr>
+          <w:rFonts w:ascii="Consolas" w:hAnsi="Consolas"/>
+          <w:color w:val="660E7A"/>
           <w:sz w:val="16"/>
         </w:rPr>
-        <w:t>(</w:t>
-      </w:r>
-      <w:r>
-        <w:rPr>
-          <w:rFonts w:ascii="Consolas" w:hAnsi="Consolas" w:eastAsia="Consolas"/>
-          <w:color w:val="569CD6"/>
+        <w:t xml:space="preserve">$request</w:t>
+      </w:r>
+      <w:r>
+        <w:rPr>
+          <w:rFonts w:ascii="Consolas" w:hAnsi="Consolas"/>
+          <w:color w:val="262626"/>
           <w:sz w:val="16"/>
         </w:rPr>
-        <w:t>string</w:t>
-      </w:r>
-      <w:r>
-        <w:rPr>
-          <w:rFonts w:ascii="Consolas" w:hAnsi="Consolas" w:eastAsia="Consolas"/>
-          <w:color w:val="D4D4D4"/>
+        <w:t xml:space="preserve">-&gt;</w:t>
+      </w:r>
+      <w:r>
+        <w:rPr>
+          <w:rFonts w:ascii="Consolas" w:hAnsi="Consolas"/>
+          <w:color w:val="795E26"/>
           <w:sz w:val="16"/>
         </w:rPr>
-        <w:t>)</w:t>
-      </w:r>
-      <w:r>
-        <w:rPr>
-          <w:rFonts w:ascii="Consolas" w:hAnsi="Consolas" w:eastAsia="Consolas"/>
-          <w:color w:val="D4D4D4"/>
+        <w:t xml:space="preserve">header</w:t>
+      </w:r>
+      <w:r>
+        <w:rPr>
+          <w:rFonts w:ascii="Consolas" w:hAnsi="Consolas"/>
+          <w:color w:val="262626"/>
           <w:sz w:val="16"/>
         </w:rPr>
-        <w:t xml:space="preserve"> </w:t>
-      </w:r>
-      <w:r>
-        <w:rPr>
-          <w:rFonts w:ascii="Consolas" w:hAnsi="Consolas" w:eastAsia="Consolas"/>
-          <w:color w:val="9CDCFE"/>
+        <w:t xml:space="preserve">(</w:t>
+      </w:r>
+      <w:r>
+        <w:rPr>
+          <w:rFonts w:ascii="Consolas" w:hAnsi="Consolas"/>
+          <w:color w:val="00733B"/>
           <w:sz w:val="16"/>
         </w:rPr>
-        <w:t>$request</w:t>
-      </w:r>
-      <w:r>
-        <w:rPr>
-          <w:rFonts w:ascii="Consolas" w:hAnsi="Consolas" w:eastAsia="Consolas"/>
-          <w:color w:val="D4D4D4"/>
+        <w:t xml:space="preserve">'X-Callback-Timestamp'</w:t>
+      </w:r>
+      <w:r>
+        <w:rPr>
+          <w:rFonts w:ascii="Consolas" w:hAnsi="Consolas"/>
+          <w:color w:val="262626"/>
           <w:sz w:val="16"/>
         </w:rPr>
-        <w:t>-</w:t>
-      </w:r>
-      <w:r>
-        <w:rPr>
-          <w:rFonts w:ascii="Consolas" w:hAnsi="Consolas" w:eastAsia="Consolas"/>
-          <w:color w:val="D4D4D4"/>
+        <w:t xml:space="preserve">);</w:t>
+      </w:r>
+      <w:r>
+        <w:br/>
+      </w:r>
+      <w:r>
+        <w:rPr>
+          <w:rFonts w:ascii="Consolas" w:hAnsi="Consolas"/>
+          <w:color w:val="660E7A"/>
           <w:sz w:val="16"/>
         </w:rPr>
-        <w:t>&gt;</w:t>
-      </w:r>
-      <w:r>
-        <w:rPr>
-          <w:rFonts w:ascii="Consolas" w:hAnsi="Consolas" w:eastAsia="Consolas"/>
-          <w:color w:val="DCDCAA"/>
+        <w:t xml:space="preserve">$signature</w:t>
+      </w:r>
+      <w:r>
+        <w:rPr>
+          <w:rFonts w:ascii="Consolas" w:hAnsi="Consolas"/>
+          <w:color w:val="262626"/>
           <w:sz w:val="16"/>
         </w:rPr>
-        <w:t>header</w:t>
-      </w:r>
-      <w:r>
-        <w:rPr>
-          <w:rFonts w:ascii="Consolas" w:hAnsi="Consolas" w:eastAsia="Consolas"/>
-          <w:color w:val="D4D4D4"/>
+        <w:t xml:space="preserve"> = (</w:t>
+      </w:r>
+      <w:r>
+        <w:rPr>
+          <w:rFonts w:ascii="Consolas" w:hAnsi="Consolas"/>
+          <w:b/>
+          <w:color w:val="000080"/>
           <w:sz w:val="16"/>
         </w:rPr>
-        <w:t>(</w:t>
-      </w:r>
-      <w:r>
-        <w:rPr>
-          <w:rFonts w:ascii="Consolas" w:hAnsi="Consolas" w:eastAsia="Consolas"/>
-          <w:color w:val="CE9178"/>
+        <w:t xml:space="preserve">string</w:t>
+      </w:r>
+      <w:r>
+        <w:rPr>
+          <w:rFonts w:ascii="Consolas" w:hAnsi="Consolas"/>
+          <w:color w:val="262626"/>
           <w:sz w:val="16"/>
         </w:rPr>
-        <w:t>'X-Callback-Timestamp'</w:t>
-      </w:r>
-      <w:r>
-        <w:rPr>
-          <w:rFonts w:ascii="Consolas" w:hAnsi="Consolas" w:eastAsia="Consolas"/>
-          <w:color w:val="D4D4D4"/>
+        <w:t xml:space="preserve">) </w:t>
+      </w:r>
+      <w:r>
+        <w:rPr>
+          <w:rFonts w:ascii="Consolas" w:hAnsi="Consolas"/>
+          <w:color w:val="660E7A"/>
           <w:sz w:val="16"/>
         </w:rPr>
-        <w:t>)</w:t>
-      </w:r>
-      <w:r>
-        <w:rPr>
-          <w:rFonts w:ascii="Consolas" w:hAnsi="Consolas" w:eastAsia="Consolas"/>
-          <w:color w:val="D4D4D4"/>
+        <w:t xml:space="preserve">$request</w:t>
+      </w:r>
+      <w:r>
+        <w:rPr>
+          <w:rFonts w:ascii="Consolas" w:hAnsi="Consolas"/>
+          <w:color w:val="262626"/>
           <w:sz w:val="16"/>
         </w:rPr>
-        <w:t>;</w:t>
-      </w:r>
-      <w:r>
-        <w:rPr>
-          <w:rFonts w:ascii="Consolas" w:hAnsi="Consolas" w:eastAsia="Consolas"/>
-          <w:color w:val="D4D4D4"/>
+        <w:t xml:space="preserve">-&gt;</w:t>
+      </w:r>
+      <w:r>
+        <w:rPr>
+          <w:rFonts w:ascii="Consolas" w:hAnsi="Consolas"/>
+          <w:color w:val="795E26"/>
           <w:sz w:val="16"/>
         </w:rPr>
+        <w:t xml:space="preserve">header</w:t>
+      </w:r>
+      <w:r>
+        <w:rPr>
+          <w:rFonts w:ascii="Consolas" w:hAnsi="Consolas"/>
+          <w:color w:val="262626"/>
+          <w:sz w:val="16"/>
+        </w:rPr>
+        <w:t xml:space="preserve">(</w:t>
+      </w:r>
+      <w:r>
+        <w:rPr>
+          <w:rFonts w:ascii="Consolas" w:hAnsi="Consolas"/>
+          <w:color w:val="00733B"/>
+          <w:sz w:val="16"/>
+        </w:rPr>
+        <w:t xml:space="preserve">'X-Callback-Signature'</w:t>
+      </w:r>
+      <w:r>
+        <w:rPr>
+          <w:rFonts w:ascii="Consolas" w:hAnsi="Consolas"/>
+          <w:color w:val="262626"/>
+          <w:sz w:val="16"/>
+        </w:rPr>
+        <w:t xml:space="preserve">);</w:t>
+      </w:r>
+      <w:r>
         <w:br/>
       </w:r>
       <w:r>
         <w:rPr>
-          <w:rFonts w:ascii="Consolas" w:hAnsi="Consolas" w:eastAsia="Consolas"/>
-          <w:color w:val="9CDCFE"/>
+          <w:rFonts w:ascii="Consolas" w:hAnsi="Consolas"/>
+          <w:color w:val="660E7A"/>
           <w:sz w:val="16"/>
         </w:rPr>
-        <w:t>$signature</w:t>
-      </w:r>
-      <w:r>
-        <w:rPr>
-          <w:rFonts w:ascii="Consolas" w:hAnsi="Consolas" w:eastAsia="Consolas"/>
-          <w:color w:val="D4D4D4"/>
+        <w:t xml:space="preserve">$rawBody</w:t>
+      </w:r>
+      <w:r>
+        <w:rPr>
+          <w:rFonts w:ascii="Consolas" w:hAnsi="Consolas"/>
+          <w:color w:val="262626"/>
           <w:sz w:val="16"/>
         </w:rPr>
-        <w:t xml:space="preserve"> </w:t>
-      </w:r>
-      <w:r>
-        <w:rPr>
-          <w:rFonts w:ascii="Consolas" w:hAnsi="Consolas" w:eastAsia="Consolas"/>
-          <w:color w:val="D4D4D4"/>
+        <w:t xml:space="preserve"> = </w:t>
+      </w:r>
+      <w:r>
+        <w:rPr>
+          <w:rFonts w:ascii="Consolas" w:hAnsi="Consolas"/>
+          <w:color w:val="660E7A"/>
           <w:sz w:val="16"/>
         </w:rPr>
-        <w:t>=</w:t>
-      </w:r>
-      <w:r>
-        <w:rPr>
-          <w:rFonts w:ascii="Consolas" w:hAnsi="Consolas" w:eastAsia="Consolas"/>
-          <w:color w:val="D4D4D4"/>
+        <w:t xml:space="preserve">$request</w:t>
+      </w:r>
+      <w:r>
+        <w:rPr>
+          <w:rFonts w:ascii="Consolas" w:hAnsi="Consolas"/>
+          <w:color w:val="262626"/>
           <w:sz w:val="16"/>
         </w:rPr>
-        <w:t xml:space="preserve"> </w:t>
-      </w:r>
-      <w:r>
-        <w:rPr>
-          <w:rFonts w:ascii="Consolas" w:hAnsi="Consolas" w:eastAsia="Consolas"/>
-          <w:color w:val="D4D4D4"/>
+        <w:t xml:space="preserve">-&gt;</w:t>
+      </w:r>
+      <w:r>
+        <w:rPr>
+          <w:rFonts w:ascii="Consolas" w:hAnsi="Consolas"/>
+          <w:color w:val="795E26"/>
           <w:sz w:val="16"/>
         </w:rPr>
-        <w:t>(</w:t>
-      </w:r>
-      <w:r>
-        <w:rPr>
-          <w:rFonts w:ascii="Consolas" w:hAnsi="Consolas" w:eastAsia="Consolas"/>
-          <w:color w:val="569CD6"/>
+        <w:t xml:space="preserve">getContent</w:t>
+      </w:r>
+      <w:r>
+        <w:rPr>
+          <w:rFonts w:ascii="Consolas" w:hAnsi="Consolas"/>
+          <w:color w:val="262626"/>
           <w:sz w:val="16"/>
         </w:rPr>
-        <w:t>string</w:t>
-      </w:r>
-      <w:r>
-        <w:rPr>
-          <w:rFonts w:ascii="Consolas" w:hAnsi="Consolas" w:eastAsia="Consolas"/>
-          <w:color w:val="D4D4D4"/>
+        <w:t xml:space="preserve">();</w:t>
+      </w:r>
+      <w:r>
+        <w:br/>
+      </w:r>
+      <w:r>
+        <w:br/>
+      </w:r>
+      <w:r>
+        <w:rPr>
+          <w:rFonts w:ascii="Consolas" w:hAnsi="Consolas"/>
+          <w:i/>
+          <w:color w:val="808080"/>
           <w:sz w:val="16"/>
         </w:rPr>
-        <w:t>)</w:t>
-      </w:r>
-      <w:r>
-        <w:rPr>
-          <w:rFonts w:ascii="Consolas" w:hAnsi="Consolas" w:eastAsia="Consolas"/>
-          <w:color w:val="D4D4D4"/>
+        <w:t xml:space="preserve">// Format pesan harus mengikuti kontrak provider yang dipilih.</w:t>
+      </w:r>
+      <w:r>
+        <w:br/>
+      </w:r>
+      <w:r>
+        <w:rPr>
+          <w:rFonts w:ascii="Consolas" w:hAnsi="Consolas"/>
+          <w:color w:val="660E7A"/>
           <w:sz w:val="16"/>
         </w:rPr>
-        <w:t xml:space="preserve"> </w:t>
-      </w:r>
-      <w:r>
-        <w:rPr>
-          <w:rFonts w:ascii="Consolas" w:hAnsi="Consolas" w:eastAsia="Consolas"/>
-          <w:color w:val="9CDCFE"/>
+        <w:t xml:space="preserve">$message</w:t>
+      </w:r>
+      <w:r>
+        <w:rPr>
+          <w:rFonts w:ascii="Consolas" w:hAnsi="Consolas"/>
+          <w:color w:val="262626"/>
           <w:sz w:val="16"/>
         </w:rPr>
-        <w:t>$request</w:t>
-      </w:r>
-      <w:r>
-        <w:rPr>
-          <w:rFonts w:ascii="Consolas" w:hAnsi="Consolas" w:eastAsia="Consolas"/>
-          <w:color w:val="D4D4D4"/>
+        <w:t xml:space="preserve"> = </w:t>
+      </w:r>
+      <w:r>
+        <w:rPr>
+          <w:rFonts w:ascii="Consolas" w:hAnsi="Consolas"/>
+          <w:color w:val="660E7A"/>
           <w:sz w:val="16"/>
         </w:rPr>
-        <w:t>-</w:t>
-      </w:r>
-      <w:r>
-        <w:rPr>
-          <w:rFonts w:ascii="Consolas" w:hAnsi="Consolas" w:eastAsia="Consolas"/>
-          <w:color w:val="D4D4D4"/>
+        <w:t xml:space="preserve">$timestamp</w:t>
+      </w:r>
+      <w:r>
+        <w:rPr>
+          <w:rFonts w:ascii="Consolas" w:hAnsi="Consolas"/>
+          <w:color w:val="262626"/>
           <w:sz w:val="16"/>
         </w:rPr>
-        <w:t>&gt;</w:t>
-      </w:r>
-      <w:r>
-        <w:rPr>
-          <w:rFonts w:ascii="Consolas" w:hAnsi="Consolas" w:eastAsia="Consolas"/>
-          <w:color w:val="DCDCAA"/>
+        <w:t xml:space="preserve">.</w:t>
+      </w:r>
+      <w:r>
+        <w:rPr>
+          <w:rFonts w:ascii="Consolas" w:hAnsi="Consolas"/>
+          <w:color w:val="00733B"/>
           <w:sz w:val="16"/>
         </w:rPr>
-        <w:t>header</w:t>
-      </w:r>
-      <w:r>
-        <w:rPr>
-          <w:rFonts w:ascii="Consolas" w:hAnsi="Consolas" w:eastAsia="Consolas"/>
-          <w:color w:val="D4D4D4"/>
+        <w:t xml:space="preserve">'.'</w:t>
+      </w:r>
+      <w:r>
+        <w:rPr>
+          <w:rFonts w:ascii="Consolas" w:hAnsi="Consolas"/>
+          <w:color w:val="262626"/>
           <w:sz w:val="16"/>
         </w:rPr>
-        <w:t>(</w:t>
-      </w:r>
-      <w:r>
-        <w:rPr>
-          <w:rFonts w:ascii="Consolas" w:hAnsi="Consolas" w:eastAsia="Consolas"/>
-          <w:color w:val="CE9178"/>
+        <w:t xml:space="preserve">.</w:t>
+      </w:r>
+      <w:r>
+        <w:rPr>
+          <w:rFonts w:ascii="Consolas" w:hAnsi="Consolas"/>
+          <w:color w:val="660E7A"/>
           <w:sz w:val="16"/>
         </w:rPr>
-        <w:t>'X-Callback-Signature'</w:t>
-      </w:r>
-      <w:r>
-        <w:rPr>
-          <w:rFonts w:ascii="Consolas" w:hAnsi="Consolas" w:eastAsia="Consolas"/>
-          <w:color w:val="D4D4D4"/>
+        <w:t xml:space="preserve">$rawBody</w:t>
+      </w:r>
+      <w:r>
+        <w:rPr>
+          <w:rFonts w:ascii="Consolas" w:hAnsi="Consolas"/>
+          <w:color w:val="262626"/>
           <w:sz w:val="16"/>
         </w:rPr>
-        <w:t>)</w:t>
-      </w:r>
-      <w:r>
-        <w:rPr>
-          <w:rFonts w:ascii="Consolas" w:hAnsi="Consolas" w:eastAsia="Consolas"/>
-          <w:color w:val="D4D4D4"/>
+        <w:t xml:space="preserve">;</w:t>
+      </w:r>
+      <w:r>
+        <w:br/>
+      </w:r>
+      <w:r>
+        <w:rPr>
+          <w:rFonts w:ascii="Consolas" w:hAnsi="Consolas"/>
+          <w:color w:val="660E7A"/>
           <w:sz w:val="16"/>
         </w:rPr>
-        <w:t>;</w:t>
-      </w:r>
-      <w:r>
-        <w:rPr>
-          <w:rFonts w:ascii="Consolas" w:hAnsi="Consolas" w:eastAsia="Consolas"/>
-          <w:color w:val="D4D4D4"/>
+        <w:t xml:space="preserve">$expected</w:t>
+      </w:r>
+      <w:r>
+        <w:rPr>
+          <w:rFonts w:ascii="Consolas" w:hAnsi="Consolas"/>
+          <w:color w:val="262626"/>
           <w:sz w:val="16"/>
         </w:rPr>
+        <w:t xml:space="preserve"> = </w:t>
+      </w:r>
+      <w:r>
+        <w:rPr>
+          <w:rFonts w:ascii="Consolas" w:hAnsi="Consolas"/>
+          <w:color w:val="795E26"/>
+          <w:sz w:val="16"/>
+        </w:rPr>
+        <w:t xml:space="preserve">hash_hmac</w:t>
+      </w:r>
+      <w:r>
+        <w:rPr>
+          <w:rFonts w:ascii="Consolas" w:hAnsi="Consolas"/>
+          <w:color w:val="262626"/>
+          <w:sz w:val="16"/>
+        </w:rPr>
+        <w:t xml:space="preserve">(</w:t>
+      </w:r>
+      <w:r>
         <w:br/>
       </w:r>
       <w:r>
         <w:rPr>
-          <w:rFonts w:ascii="Consolas" w:hAnsi="Consolas" w:eastAsia="Consolas"/>
-          <w:color w:val="9CDCFE"/>
+          <w:rFonts w:ascii="Consolas" w:hAnsi="Consolas"/>
+          <w:color w:val="262626"/>
           <w:sz w:val="16"/>
         </w:rPr>
-        <w:t>$rawBody</w:t>
-      </w:r>
-      <w:r>
-        <w:rPr>
-          <w:rFonts w:ascii="Consolas" w:hAnsi="Consolas" w:eastAsia="Consolas"/>
-          <w:color w:val="D4D4D4"/>
+        <w:t xml:space="preserve">    </w:t>
+      </w:r>
+      <w:r>
+        <w:rPr>
+          <w:rFonts w:ascii="Consolas" w:hAnsi="Consolas"/>
+          <w:color w:val="00733B"/>
           <w:sz w:val="16"/>
         </w:rPr>
-        <w:t xml:space="preserve"> </w:t>
-      </w:r>
-      <w:r>
-        <w:rPr>
-          <w:rFonts w:ascii="Consolas" w:hAnsi="Consolas" w:eastAsia="Consolas"/>
-          <w:color w:val="D4D4D4"/>
+        <w:t xml:space="preserve">'sha256'</w:t>
+      </w:r>
+      <w:r>
+        <w:rPr>
+          <w:rFonts w:ascii="Consolas" w:hAnsi="Consolas"/>
+          <w:color w:val="262626"/>
           <w:sz w:val="16"/>
         </w:rPr>
-        <w:t>=</w:t>
-      </w:r>
-      <w:r>
-        <w:rPr>
-          <w:rFonts w:ascii="Consolas" w:hAnsi="Consolas" w:eastAsia="Consolas"/>
-          <w:color w:val="D4D4D4"/>
+        <w:t xml:space="preserve">,</w:t>
+      </w:r>
+      <w:r>
+        <w:br/>
+      </w:r>
+      <w:r>
+        <w:rPr>
+          <w:rFonts w:ascii="Consolas" w:hAnsi="Consolas"/>
+          <w:color w:val="262626"/>
           <w:sz w:val="16"/>
         </w:rPr>
-        <w:t xml:space="preserve"> </w:t>
-      </w:r>
-      <w:r>
-        <w:rPr>
-          <w:rFonts w:ascii="Consolas" w:hAnsi="Consolas" w:eastAsia="Consolas"/>
-          <w:color w:val="9CDCFE"/>
+        <w:t xml:space="preserve">    </w:t>
+      </w:r>
+      <w:r>
+        <w:rPr>
+          <w:rFonts w:ascii="Consolas" w:hAnsi="Consolas"/>
+          <w:color w:val="660E7A"/>
           <w:sz w:val="16"/>
         </w:rPr>
-        <w:t>$request</w:t>
-      </w:r>
-      <w:r>
-        <w:rPr>
-          <w:rFonts w:ascii="Consolas" w:hAnsi="Consolas" w:eastAsia="Consolas"/>
-          <w:color w:val="D4D4D4"/>
+        <w:t xml:space="preserve">$message</w:t>
+      </w:r>
+      <w:r>
+        <w:rPr>
+          <w:rFonts w:ascii="Consolas" w:hAnsi="Consolas"/>
+          <w:color w:val="262626"/>
           <w:sz w:val="16"/>
         </w:rPr>
-        <w:t>-</w:t>
-      </w:r>
-      <w:r>
-        <w:rPr>
-          <w:rFonts w:ascii="Consolas" w:hAnsi="Consolas" w:eastAsia="Consolas"/>
-          <w:color w:val="D4D4D4"/>
+        <w:t xml:space="preserve">,</w:t>
+      </w:r>
+      <w:r>
+        <w:br/>
+      </w:r>
+      <w:r>
+        <w:rPr>
+          <w:rFonts w:ascii="Consolas" w:hAnsi="Consolas"/>
+          <w:color w:val="262626"/>
           <w:sz w:val="16"/>
         </w:rPr>
-        <w:t>&gt;</w:t>
-      </w:r>
-      <w:r>
-        <w:rPr>
-          <w:rFonts w:ascii="Consolas" w:hAnsi="Consolas" w:eastAsia="Consolas"/>
-          <w:color w:val="DCDCAA"/>
+        <w:t xml:space="preserve">    </w:t>
+      </w:r>
+      <w:r>
+        <w:rPr>
+          <w:rFonts w:ascii="Consolas" w:hAnsi="Consolas"/>
+          <w:color w:val="795E26"/>
           <w:sz w:val="16"/>
         </w:rPr>
-        <w:t>getContent</w:t>
-      </w:r>
-      <w:r>
-        <w:rPr>
-          <w:rFonts w:ascii="Consolas" w:hAnsi="Consolas" w:eastAsia="Consolas"/>
-          <w:color w:val="D4D4D4"/>
+        <w:t xml:space="preserve">config</w:t>
+      </w:r>
+      <w:r>
+        <w:rPr>
+          <w:rFonts w:ascii="Consolas" w:hAnsi="Consolas"/>
+          <w:color w:val="262626"/>
           <w:sz w:val="16"/>
         </w:rPr>
-        <w:t>(</w:t>
-      </w:r>
-      <w:r>
-        <w:rPr>
-          <w:rFonts w:ascii="Consolas" w:hAnsi="Consolas" w:eastAsia="Consolas"/>
-          <w:color w:val="D4D4D4"/>
+        <w:t xml:space="preserve">(</w:t>
+      </w:r>
+      <w:r>
+        <w:rPr>
+          <w:rFonts w:ascii="Consolas" w:hAnsi="Consolas"/>
+          <w:color w:val="00733B"/>
           <w:sz w:val="16"/>
         </w:rPr>
-        <w:t>)</w:t>
-      </w:r>
-      <w:r>
-        <w:rPr>
-          <w:rFonts w:ascii="Consolas" w:hAnsi="Consolas" w:eastAsia="Consolas"/>
-          <w:color w:val="D4D4D4"/>
+        <w:t xml:space="preserve">'services.qris.webhook_secret'</w:t>
+      </w:r>
+      <w:r>
+        <w:rPr>
+          <w:rFonts w:ascii="Consolas" w:hAnsi="Consolas"/>
+          <w:color w:val="262626"/>
           <w:sz w:val="16"/>
         </w:rPr>
-        <w:t>;</w:t>
-      </w:r>
-      <w:r>
-        <w:rPr>
-          <w:rFonts w:ascii="Consolas" w:hAnsi="Consolas" w:eastAsia="Consolas"/>
-          <w:color w:val="D4D4D4"/>
+        <w:t xml:space="preserve">),</w:t>
+      </w:r>
+      <w:r>
+        <w:br/>
+      </w:r>
+      <w:r>
+        <w:rPr>
+          <w:rFonts w:ascii="Consolas" w:hAnsi="Consolas"/>
+          <w:color w:val="262626"/>
           <w:sz w:val="16"/>
         </w:rPr>
+        <w:t xml:space="preserve">);</w:t>
+      </w:r>
+      <w:r>
         <w:br/>
+      </w:r>
+      <w:r>
         <w:br/>
       </w:r>
       <w:r>
         <w:rPr>
-          <w:rFonts w:ascii="Consolas" w:hAnsi="Consolas" w:eastAsia="Consolas"/>
-          <w:color w:val="6A9955"/>
+          <w:rFonts w:ascii="Consolas" w:hAnsi="Consolas"/>
+          <w:color w:val="795E26"/>
           <w:sz w:val="16"/>
         </w:rPr>
-        <w:t>// Format pesan harus mengikuti kontrak provider yang dipilih.</w:t>
-      </w:r>
-      <w:r>
-        <w:rPr>
-          <w:rFonts w:ascii="Consolas" w:hAnsi="Consolas" w:eastAsia="Consolas"/>
-          <w:color w:val="D4D4D4"/>
+        <w:t xml:space="preserve">abort_unless</w:t>
+      </w:r>
+      <w:r>
+        <w:rPr>
+          <w:rFonts w:ascii="Consolas" w:hAnsi="Consolas"/>
+          <w:color w:val="262626"/>
           <w:sz w:val="16"/>
         </w:rPr>
+        <w:t xml:space="preserve">(</w:t>
+      </w:r>
+      <w:r>
         <w:br/>
       </w:r>
       <w:r>
         <w:rPr>
-          <w:rFonts w:ascii="Consolas" w:hAnsi="Consolas" w:eastAsia="Consolas"/>
-          <w:color w:val="9CDCFE"/>
+          <w:rFonts w:ascii="Consolas" w:hAnsi="Consolas"/>
+          <w:color w:val="262626"/>
           <w:sz w:val="16"/>
         </w:rPr>
-        <w:t>$message</w:t>
-      </w:r>
-      <w:r>
-        <w:rPr>
-          <w:rFonts w:ascii="Consolas" w:hAnsi="Consolas" w:eastAsia="Consolas"/>
-          <w:color w:val="D4D4D4"/>
+        <w:t xml:space="preserve">    </w:t>
+      </w:r>
+      <w:r>
+        <w:rPr>
+          <w:rFonts w:ascii="Consolas" w:hAnsi="Consolas"/>
+          <w:color w:val="795E26"/>
           <w:sz w:val="16"/>
         </w:rPr>
-        <w:t xml:space="preserve"> </w:t>
-      </w:r>
-      <w:r>
-        <w:rPr>
-          <w:rFonts w:ascii="Consolas" w:hAnsi="Consolas" w:eastAsia="Consolas"/>
-          <w:color w:val="D4D4D4"/>
+        <w:t xml:space="preserve">hash_equals</w:t>
+      </w:r>
+      <w:r>
+        <w:rPr>
+          <w:rFonts w:ascii="Consolas" w:hAnsi="Consolas"/>
+          <w:color w:val="262626"/>
           <w:sz w:val="16"/>
         </w:rPr>
-        <w:t>=</w:t>
-      </w:r>
-      <w:r>
-        <w:rPr>
-          <w:rFonts w:ascii="Consolas" w:hAnsi="Consolas" w:eastAsia="Consolas"/>
-          <w:color w:val="D4D4D4"/>
+        <w:t xml:space="preserve">(</w:t>
+      </w:r>
+      <w:r>
+        <w:rPr>
+          <w:rFonts w:ascii="Consolas" w:hAnsi="Consolas"/>
+          <w:color w:val="660E7A"/>
           <w:sz w:val="16"/>
         </w:rPr>
-        <w:t xml:space="preserve"> </w:t>
-      </w:r>
-      <w:r>
-        <w:rPr>
-          <w:rFonts w:ascii="Consolas" w:hAnsi="Consolas" w:eastAsia="Consolas"/>
-          <w:color w:val="9CDCFE"/>
+        <w:t xml:space="preserve">$expected</w:t>
+      </w:r>
+      <w:r>
+        <w:rPr>
+          <w:rFonts w:ascii="Consolas" w:hAnsi="Consolas"/>
+          <w:color w:val="262626"/>
           <w:sz w:val="16"/>
         </w:rPr>
-        <w:t>$timestamp</w:t>
-      </w:r>
-      <w:r>
-        <w:rPr>
-          <w:rFonts w:ascii="Consolas" w:hAnsi="Consolas" w:eastAsia="Consolas"/>
-          <w:color w:val="D4D4D4"/>
+        <w:t xml:space="preserve">, </w:t>
+      </w:r>
+      <w:r>
+        <w:rPr>
+          <w:rFonts w:ascii="Consolas" w:hAnsi="Consolas"/>
+          <w:color w:val="660E7A"/>
           <w:sz w:val="16"/>
         </w:rPr>
-        <w:t>.</w:t>
-      </w:r>
-      <w:r>
-        <w:rPr>
-          <w:rFonts w:ascii="Consolas" w:hAnsi="Consolas" w:eastAsia="Consolas"/>
-          <w:color w:val="CE9178"/>
+        <w:t xml:space="preserve">$signature</w:t>
+      </w:r>
+      <w:r>
+        <w:rPr>
+          <w:rFonts w:ascii="Consolas" w:hAnsi="Consolas"/>
+          <w:color w:val="262626"/>
           <w:sz w:val="16"/>
         </w:rPr>
-        <w:t>'.'</w:t>
-      </w:r>
-      <w:r>
-        <w:rPr>
-          <w:rFonts w:ascii="Consolas" w:hAnsi="Consolas" w:eastAsia="Consolas"/>
-          <w:color w:val="D4D4D4"/>
+        <w:t xml:space="preserve">),</w:t>
+      </w:r>
+      <w:r>
+        <w:br/>
+      </w:r>
+      <w:r>
+        <w:rPr>
+          <w:rFonts w:ascii="Consolas" w:hAnsi="Consolas"/>
+          <w:color w:val="262626"/>
           <w:sz w:val="16"/>
         </w:rPr>
-        <w:t>.</w:t>
-      </w:r>
-      <w:r>
-        <w:rPr>
-          <w:rFonts w:ascii="Consolas" w:hAnsi="Consolas" w:eastAsia="Consolas"/>
-          <w:color w:val="9CDCFE"/>
+        <w:t xml:space="preserve">    </w:t>
+      </w:r>
+      <w:r>
+        <w:rPr>
+          <w:rFonts w:ascii="Consolas" w:hAnsi="Consolas"/>
+          <w:color w:val="0073E6"/>
           <w:sz w:val="16"/>
         </w:rPr>
-        <w:t>$rawBody</w:t>
-      </w:r>
-      <w:r>
-        <w:rPr>
-          <w:rFonts w:ascii="Consolas" w:hAnsi="Consolas" w:eastAsia="Consolas"/>
-          <w:color w:val="D4D4D4"/>
+        <w:t xml:space="preserve">401</w:t>
+      </w:r>
+      <w:r>
+        <w:rPr>
+          <w:rFonts w:ascii="Consolas" w:hAnsi="Consolas"/>
+          <w:color w:val="262626"/>
           <w:sz w:val="16"/>
         </w:rPr>
-        <w:t>;</w:t>
-      </w:r>
-      <w:r>
-        <w:rPr>
-          <w:rFonts w:ascii="Consolas" w:hAnsi="Consolas" w:eastAsia="Consolas"/>
-          <w:color w:val="D4D4D4"/>
+        <w:t xml:space="preserve">,</w:t>
+      </w:r>
+      <w:r>
+        <w:br/>
+      </w:r>
+      <w:r>
+        <w:rPr>
+          <w:rFonts w:ascii="Consolas" w:hAnsi="Consolas"/>
+          <w:color w:val="262626"/>
           <w:sz w:val="16"/>
         </w:rPr>
+        <w:t xml:space="preserve">    </w:t>
+      </w:r>
+      <w:r>
+        <w:rPr>
+          <w:rFonts w:ascii="Consolas" w:hAnsi="Consolas"/>
+          <w:color w:val="00733B"/>
+          <w:sz w:val="16"/>
+        </w:rPr>
+        <w:t xml:space="preserve">'Invalid webhook signature.'</w:t>
+      </w:r>
+      <w:r>
+        <w:rPr>
+          <w:rFonts w:ascii="Consolas" w:hAnsi="Consolas"/>
+          <w:color w:val="262626"/>
+          <w:sz w:val="16"/>
+        </w:rPr>
+        <w:t xml:space="preserve">,</w:t>
+      </w:r>
+      <w:r>
         <w:br/>
       </w:r>
       <w:r>
         <w:rPr>
-          <w:rFonts w:ascii="Consolas" w:hAnsi="Consolas" w:eastAsia="Consolas"/>
-          <w:color w:val="9CDCFE"/>
+          <w:rFonts w:ascii="Consolas" w:hAnsi="Consolas"/>
+          <w:color w:val="262626"/>
           <w:sz w:val="16"/>
         </w:rPr>
-        <w:t>$expected</w:t>
-      </w:r>
-      <w:r>
-        <w:rPr>
-          <w:rFonts w:ascii="Consolas" w:hAnsi="Consolas" w:eastAsia="Consolas"/>
-          <w:color w:val="D4D4D4"/>
-          <w:sz w:val="16"/>
-        </w:rPr>
-        <w:t xml:space="preserve"> </w:t>
-      </w:r>
-      <w:r>
-        <w:rPr>
-          <w:rFonts w:ascii="Consolas" w:hAnsi="Consolas" w:eastAsia="Consolas"/>
-          <w:color w:val="D4D4D4"/>
-          <w:sz w:val="16"/>
-        </w:rPr>
-        <w:t>=</w:t>
-      </w:r>
-      <w:r>
-        <w:rPr>
-          <w:rFonts w:ascii="Consolas" w:hAnsi="Consolas" w:eastAsia="Consolas"/>
-          <w:color w:val="D4D4D4"/>
-          <w:sz w:val="16"/>
-        </w:rPr>
-        <w:t xml:space="preserve"> </w:t>
-      </w:r>
-      <w:r>
-        <w:rPr>
-          <w:rFonts w:ascii="Consolas" w:hAnsi="Consolas" w:eastAsia="Consolas"/>
-          <w:color w:val="DCDCAA"/>
-          <w:sz w:val="16"/>
-        </w:rPr>
-        <w:t>hash_hmac</w:t>
-      </w:r>
-      <w:r>
-        <w:rPr>
-          <w:rFonts w:ascii="Consolas" w:hAnsi="Consolas" w:eastAsia="Consolas"/>
-          <w:color w:val="D4D4D4"/>
-          <w:sz w:val="16"/>
-        </w:rPr>
-        <w:t>(</w:t>
-      </w:r>
-      <w:r>
-        <w:rPr>
-          <w:rFonts w:ascii="Consolas" w:hAnsi="Consolas" w:eastAsia="Consolas"/>
-          <w:color w:val="D4D4D4"/>
-          <w:sz w:val="16"/>
-        </w:rPr>
-        <w:br/>
-        <w:t xml:space="preserve">    </w:t>
-      </w:r>
-      <w:r>
-        <w:rPr>
-          <w:rFonts w:ascii="Consolas" w:hAnsi="Consolas" w:eastAsia="Consolas"/>
-          <w:color w:val="CE9178"/>
-          <w:sz w:val="16"/>
-        </w:rPr>
-        <w:t>'sha256'</w:t>
-      </w:r>
-      <w:r>
-        <w:rPr>
-          <w:rFonts w:ascii="Consolas" w:hAnsi="Consolas" w:eastAsia="Consolas"/>
-          <w:color w:val="D4D4D4"/>
-          <w:sz w:val="16"/>
-        </w:rPr>
-        <w:t>,</w:t>
-      </w:r>
-      <w:r>
-        <w:rPr>
-          <w:rFonts w:ascii="Consolas" w:hAnsi="Consolas" w:eastAsia="Consolas"/>
-          <w:color w:val="D4D4D4"/>
-          <w:sz w:val="16"/>
-        </w:rPr>
-        <w:br/>
-        <w:t xml:space="preserve">    </w:t>
-      </w:r>
-      <w:r>
-        <w:rPr>
-          <w:rFonts w:ascii="Consolas" w:hAnsi="Consolas" w:eastAsia="Consolas"/>
-          <w:color w:val="9CDCFE"/>
-          <w:sz w:val="16"/>
-        </w:rPr>
-        <w:t>$message</w:t>
-      </w:r>
-      <w:r>
-        <w:rPr>
-          <w:rFonts w:ascii="Consolas" w:hAnsi="Consolas" w:eastAsia="Consolas"/>
-          <w:color w:val="D4D4D4"/>
-          <w:sz w:val="16"/>
-        </w:rPr>
-        <w:t>,</w:t>
-      </w:r>
-      <w:r>
-        <w:rPr>
-          <w:rFonts w:ascii="Consolas" w:hAnsi="Consolas" w:eastAsia="Consolas"/>
-          <w:color w:val="D4D4D4"/>
-          <w:sz w:val="16"/>
-        </w:rPr>
-        <w:br/>
-        <w:t xml:space="preserve">    </w:t>
-      </w:r>
-      <w:r>
-        <w:rPr>
-          <w:rFonts w:ascii="Consolas" w:hAnsi="Consolas" w:eastAsia="Consolas"/>
-          <w:color w:val="DCDCAA"/>
-          <w:sz w:val="16"/>
-        </w:rPr>
-        <w:t>config</w:t>
-      </w:r>
-      <w:r>
-        <w:rPr>
-          <w:rFonts w:ascii="Consolas" w:hAnsi="Consolas" w:eastAsia="Consolas"/>
-          <w:color w:val="D4D4D4"/>
-          <w:sz w:val="16"/>
-        </w:rPr>
-        <w:t>(</w:t>
-      </w:r>
-      <w:r>
-        <w:rPr>
-          <w:rFonts w:ascii="Consolas" w:hAnsi="Consolas" w:eastAsia="Consolas"/>
-          <w:color w:val="CE9178"/>
-          <w:sz w:val="16"/>
-        </w:rPr>
-        <w:t>'services.qris.webhook_secret'</w:t>
-      </w:r>
-      <w:r>
-        <w:rPr>
-          <w:rFonts w:ascii="Consolas" w:hAnsi="Consolas" w:eastAsia="Consolas"/>
-          <w:color w:val="D4D4D4"/>
-          <w:sz w:val="16"/>
-        </w:rPr>
-        <w:t>)</w:t>
-      </w:r>
-      <w:r>
-        <w:rPr>
-          <w:rFonts w:ascii="Consolas" w:hAnsi="Consolas" w:eastAsia="Consolas"/>
-          <w:color w:val="D4D4D4"/>
-          <w:sz w:val="16"/>
-        </w:rPr>
-        <w:t>,</w:t>
-      </w:r>
-      <w:r>
-        <w:rPr>
-          <w:rFonts w:ascii="Consolas" w:hAnsi="Consolas" w:eastAsia="Consolas"/>
-          <w:color w:val="D4D4D4"/>
-          <w:sz w:val="16"/>
-        </w:rPr>
-        <w:br/>
-      </w:r>
-      <w:r>
-        <w:rPr>
-          <w:rFonts w:ascii="Consolas" w:hAnsi="Consolas" w:eastAsia="Consolas"/>
-          <w:color w:val="D4D4D4"/>
-          <w:sz w:val="16"/>
-        </w:rPr>
-        <w:t>)</w:t>
-      </w:r>
-      <w:r>
-        <w:rPr>
-          <w:rFonts w:ascii="Consolas" w:hAnsi="Consolas" w:eastAsia="Consolas"/>
-          <w:color w:val="D4D4D4"/>
-          <w:sz w:val="16"/>
-        </w:rPr>
-        <w:t>;</w:t>
-      </w:r>
-      <w:r>
-        <w:rPr>
-          <w:rFonts w:ascii="Consolas" w:hAnsi="Consolas" w:eastAsia="Consolas"/>
-          <w:color w:val="D4D4D4"/>
-          <w:sz w:val="16"/>
-        </w:rPr>
-        <w:br/>
-        <w:br/>
-      </w:r>
-      <w:r>
-        <w:rPr>
-          <w:rFonts w:ascii="Consolas" w:hAnsi="Consolas" w:eastAsia="Consolas"/>
-          <w:color w:val="DCDCAA"/>
-          <w:sz w:val="16"/>
-        </w:rPr>
-        <w:t>abort_unless</w:t>
-      </w:r>
-      <w:r>
-        <w:rPr>
-          <w:rFonts w:ascii="Consolas" w:hAnsi="Consolas" w:eastAsia="Consolas"/>
-          <w:color w:val="D4D4D4"/>
-          <w:sz w:val="16"/>
-        </w:rPr>
-        <w:t>(</w:t>
-      </w:r>
-      <w:r>
-        <w:rPr>
-          <w:rFonts w:ascii="Consolas" w:hAnsi="Consolas" w:eastAsia="Consolas"/>
-          <w:color w:val="D4D4D4"/>
-          <w:sz w:val="16"/>
-        </w:rPr>
-        <w:br/>
-        <w:t xml:space="preserve">    </w:t>
-      </w:r>
-      <w:r>
-        <w:rPr>
-          <w:rFonts w:ascii="Consolas" w:hAnsi="Consolas" w:eastAsia="Consolas"/>
-          <w:color w:val="DCDCAA"/>
-          <w:sz w:val="16"/>
-        </w:rPr>
-        <w:t>hash_equals</w:t>
-      </w:r>
-      <w:r>
-        <w:rPr>
-          <w:rFonts w:ascii="Consolas" w:hAnsi="Consolas" w:eastAsia="Consolas"/>
-          <w:color w:val="D4D4D4"/>
-          <w:sz w:val="16"/>
-        </w:rPr>
-        <w:t>(</w:t>
-      </w:r>
-      <w:r>
-        <w:rPr>
-          <w:rFonts w:ascii="Consolas" w:hAnsi="Consolas" w:eastAsia="Consolas"/>
-          <w:color w:val="9CDCFE"/>
-          <w:sz w:val="16"/>
-        </w:rPr>
-        <w:t>$expected</w:t>
-      </w:r>
-      <w:r>
-        <w:rPr>
-          <w:rFonts w:ascii="Consolas" w:hAnsi="Consolas" w:eastAsia="Consolas"/>
-          <w:color w:val="D4D4D4"/>
-          <w:sz w:val="16"/>
-        </w:rPr>
-        <w:t>,</w:t>
-      </w:r>
-      <w:r>
-        <w:rPr>
-          <w:rFonts w:ascii="Consolas" w:hAnsi="Consolas" w:eastAsia="Consolas"/>
-          <w:color w:val="D4D4D4"/>
-          <w:sz w:val="16"/>
-        </w:rPr>
-        <w:t xml:space="preserve"> </w:t>
-      </w:r>
-      <w:r>
-        <w:rPr>
-          <w:rFonts w:ascii="Consolas" w:hAnsi="Consolas" w:eastAsia="Consolas"/>
-          <w:color w:val="9CDCFE"/>
-          <w:sz w:val="16"/>
-        </w:rPr>
-        <w:t>$signature</w:t>
-      </w:r>
-      <w:r>
-        <w:rPr>
-          <w:rFonts w:ascii="Consolas" w:hAnsi="Consolas" w:eastAsia="Consolas"/>
-          <w:color w:val="D4D4D4"/>
-          <w:sz w:val="16"/>
-        </w:rPr>
-        <w:t>)</w:t>
-      </w:r>
-      <w:r>
-        <w:rPr>
-          <w:rFonts w:ascii="Consolas" w:hAnsi="Consolas" w:eastAsia="Consolas"/>
-          <w:color w:val="D4D4D4"/>
-          <w:sz w:val="16"/>
-        </w:rPr>
-        <w:t>,</w:t>
-      </w:r>
-      <w:r>
-        <w:rPr>
-          <w:rFonts w:ascii="Consolas" w:hAnsi="Consolas" w:eastAsia="Consolas"/>
-          <w:color w:val="D4D4D4"/>
-          <w:sz w:val="16"/>
-        </w:rPr>
-        <w:br/>
-        <w:t xml:space="preserve">    </w:t>
-      </w:r>
-      <w:r>
-        <w:rPr>
-          <w:rFonts w:ascii="Consolas" w:hAnsi="Consolas" w:eastAsia="Consolas"/>
-          <w:color w:val="D4D4D4"/>
-          <w:sz w:val="16"/>
-        </w:rPr>
-        <w:t>401</w:t>
-      </w:r>
-      <w:r>
-        <w:rPr>
-          <w:rFonts w:ascii="Consolas" w:hAnsi="Consolas" w:eastAsia="Consolas"/>
-          <w:color w:val="D4D4D4"/>
-          <w:sz w:val="16"/>
-        </w:rPr>
-        <w:t>,</w:t>
-      </w:r>
-      <w:r>
-        <w:rPr>
-          <w:rFonts w:ascii="Consolas" w:hAnsi="Consolas" w:eastAsia="Consolas"/>
-          <w:color w:val="D4D4D4"/>
-          <w:sz w:val="16"/>
-        </w:rPr>
-        <w:br/>
-        <w:t xml:space="preserve">    </w:t>
-      </w:r>
-      <w:r>
-        <w:rPr>
-          <w:rFonts w:ascii="Consolas" w:hAnsi="Consolas" w:eastAsia="Consolas"/>
-          <w:color w:val="CE9178"/>
-          <w:sz w:val="16"/>
-        </w:rPr>
-        <w:t>'Invalid webhook signature.'</w:t>
-      </w:r>
-      <w:r>
-        <w:rPr>
-          <w:rFonts w:ascii="Consolas" w:hAnsi="Consolas" w:eastAsia="Consolas"/>
-          <w:color w:val="D4D4D4"/>
-          <w:sz w:val="16"/>
-        </w:rPr>
-        <w:t>,</w:t>
-      </w:r>
-      <w:r>
-        <w:rPr>
-          <w:rFonts w:ascii="Consolas" w:hAnsi="Consolas" w:eastAsia="Consolas"/>
-          <w:color w:val="D4D4D4"/>
-          <w:sz w:val="16"/>
-        </w:rPr>
-        <w:br/>
-      </w:r>
-      <w:r>
-        <w:rPr>
-          <w:rFonts w:ascii="Consolas" w:hAnsi="Consolas" w:eastAsia="Consolas"/>
-          <w:color w:val="D4D4D4"/>
-          <w:sz w:val="16"/>
-        </w:rPr>
-        <w:t>)</w:t>
-      </w:r>
-      <w:r>
-        <w:rPr>
-          <w:rFonts w:ascii="Consolas" w:hAnsi="Consolas" w:eastAsia="Consolas"/>
-          <w:color w:val="D4D4D4"/>
-          <w:sz w:val="16"/>
-        </w:rPr>
-        <w:t>;</w:t>
+        <w:t xml:space="preserve">);</w:t>
       </w:r>
     </w:p>
     <w:p>
       <w:pPr>
         <w:pStyle w:val="CodeHeader"/>
-        <w:shd w:fill="2D2D30"/>
         <w:keepNext/>
         <w:pBdr>
-          <w:left w:val="single" w:sz="4" w:space="8" w:color="2D2D30"/>
+          <w:left w:val="single" w:sz="12" w:space="8" w:color="B8DDE0"/>
         </w:pBdr>
+        <w:shd w:val="clear" w:color="auto" w:fill="E4EAED"/>
       </w:pPr>
       <w:r>
-        <w:t>LANDASAN TEKNIS — app/Payments/SettlePayment.php   •   PHP</w:t>
+        <w:rPr>
+          <w:rFonts w:ascii="Consolas" w:hAnsi="Consolas"/>
+          <w:b/>
+          <w:color w:val="262626"/>
+          <w:sz w:val="16"/>
+        </w:rPr>
+        <w:t xml:space="preserve">LANDASAN TEKNIS — app/Payments/SettlePayment.php   •   PHP</w:t>
       </w:r>
     </w:p>
     <w:p>
       <w:pPr>
         <w:pStyle w:val="CodeBlock"/>
-        <w:shd w:fill="1E1E1E"/>
         <w:keepLines/>
         <w:pBdr>
-          <w:left w:val="single" w:sz="4" w:space="8" w:color="1E1E1E"/>
+          <w:left w:val="single" w:sz="12" w:space="8" w:color="B8DDE0"/>
         </w:pBdr>
+        <w:shd w:val="clear" w:color="auto" w:fill="F2F3F7"/>
       </w:pPr>
       <w:r>
         <w:rPr>
-          <w:rFonts w:ascii="Consolas" w:hAnsi="Consolas" w:eastAsia="Consolas"/>
-          <w:color w:val="569CD6"/>
+          <w:rFonts w:ascii="Consolas" w:hAnsi="Consolas"/>
+          <w:b/>
+          <w:color w:val="000080"/>
           <w:sz w:val="16"/>
         </w:rPr>
-        <w:t>return</w:t>
-      </w:r>
-      <w:r>
-        <w:rPr>
-          <w:rFonts w:ascii="Consolas" w:hAnsi="Consolas" w:eastAsia="Consolas"/>
-          <w:color w:val="D4D4D4"/>
+        <w:t xml:space="preserve">return</w:t>
+      </w:r>
+      <w:r>
+        <w:rPr>
+          <w:rFonts w:ascii="Consolas" w:hAnsi="Consolas"/>
+          <w:color w:val="262626"/>
           <w:sz w:val="16"/>
         </w:rPr>
         <w:t xml:space="preserve"> </w:t>
       </w:r>
       <w:r>
         <w:rPr>
-          <w:rFonts w:ascii="Consolas" w:hAnsi="Consolas" w:eastAsia="Consolas"/>
-          <w:color w:val="4EC9B0"/>
+          <w:rFonts w:ascii="Consolas" w:hAnsi="Consolas"/>
+          <w:color w:val="267F99"/>
           <w:sz w:val="16"/>
         </w:rPr>
-        <w:t>DB</w:t>
-      </w:r>
-      <w:r>
-        <w:rPr>
-          <w:rFonts w:ascii="Consolas" w:hAnsi="Consolas" w:eastAsia="Consolas"/>
-          <w:color w:val="D4D4D4"/>
+        <w:t xml:space="preserve">DB</w:t>
+      </w:r>
+      <w:r>
+        <w:rPr>
+          <w:rFonts w:ascii="Consolas" w:hAnsi="Consolas"/>
+          <w:color w:val="262626"/>
           <w:sz w:val="16"/>
         </w:rPr>
-        <w:t>:</w:t>
-      </w:r>
-      <w:r>
-        <w:rPr>
-          <w:rFonts w:ascii="Consolas" w:hAnsi="Consolas" w:eastAsia="Consolas"/>
-          <w:color w:val="D4D4D4"/>
+        <w:t xml:space="preserve">::</w:t>
+      </w:r>
+      <w:r>
+        <w:rPr>
+          <w:rFonts w:ascii="Consolas" w:hAnsi="Consolas"/>
+          <w:color w:val="795E26"/>
           <w:sz w:val="16"/>
         </w:rPr>
-        <w:t>:</w:t>
-      </w:r>
-      <w:r>
-        <w:rPr>
-          <w:rFonts w:ascii="Consolas" w:hAnsi="Consolas" w:eastAsia="Consolas"/>
-          <w:color w:val="DCDCAA"/>
+        <w:t xml:space="preserve">transaction</w:t>
+      </w:r>
+      <w:r>
+        <w:rPr>
+          <w:rFonts w:ascii="Consolas" w:hAnsi="Consolas"/>
+          <w:color w:val="262626"/>
           <w:sz w:val="16"/>
         </w:rPr>
-        <w:t>transaction</w:t>
-      </w:r>
-      <w:r>
-        <w:rPr>
-          <w:rFonts w:ascii="Consolas" w:hAnsi="Consolas" w:eastAsia="Consolas"/>
-          <w:color w:val="D4D4D4"/>
+        <w:t xml:space="preserve">(</w:t>
+      </w:r>
+      <w:r>
+        <w:rPr>
+          <w:rFonts w:ascii="Consolas" w:hAnsi="Consolas"/>
+          <w:b/>
+          <w:color w:val="000080"/>
           <w:sz w:val="16"/>
         </w:rPr>
-        <w:t>(</w:t>
-      </w:r>
-      <w:r>
-        <w:rPr>
-          <w:rFonts w:ascii="Consolas" w:hAnsi="Consolas" w:eastAsia="Consolas"/>
-          <w:color w:val="569CD6"/>
+        <w:t xml:space="preserve">function</w:t>
+      </w:r>
+      <w:r>
+        <w:rPr>
+          <w:rFonts w:ascii="Consolas" w:hAnsi="Consolas"/>
+          <w:color w:val="262626"/>
           <w:sz w:val="16"/>
         </w:rPr>
-        <w:t>function</w:t>
-      </w:r>
-      <w:r>
-        <w:rPr>
-          <w:rFonts w:ascii="Consolas" w:hAnsi="Consolas" w:eastAsia="Consolas"/>
-          <w:color w:val="D4D4D4"/>
+        <w:t xml:space="preserve"> () </w:t>
+      </w:r>
+      <w:r>
+        <w:rPr>
+          <w:rFonts w:ascii="Consolas" w:hAnsi="Consolas"/>
+          <w:b/>
+          <w:color w:val="000080"/>
           <w:sz w:val="16"/>
         </w:rPr>
+        <w:t xml:space="preserve">use</w:t>
+      </w:r>
+      <w:r>
+        <w:rPr>
+          <w:rFonts w:ascii="Consolas" w:hAnsi="Consolas"/>
+          <w:color w:val="262626"/>
+          <w:sz w:val="16"/>
+        </w:rPr>
+        <w:t xml:space="preserve"> (</w:t>
+      </w:r>
+      <w:r>
+        <w:rPr>
+          <w:rFonts w:ascii="Consolas" w:hAnsi="Consolas"/>
+          <w:color w:val="660E7A"/>
+          <w:sz w:val="16"/>
+        </w:rPr>
+        <w:t xml:space="preserve">$payload</w:t>
+      </w:r>
+      <w:r>
+        <w:rPr>
+          <w:rFonts w:ascii="Consolas" w:hAnsi="Consolas"/>
+          <w:color w:val="262626"/>
+          <w:sz w:val="16"/>
+        </w:rPr>
+        <w:t xml:space="preserve">): </w:t>
+      </w:r>
+      <w:r>
+        <w:rPr>
+          <w:rFonts w:ascii="Consolas" w:hAnsi="Consolas"/>
+          <w:color w:val="267F99"/>
+          <w:sz w:val="16"/>
+        </w:rPr>
+        <w:t xml:space="preserve">PaymentEvent</w:t>
+      </w:r>
+      <w:r>
+        <w:rPr>
+          <w:rFonts w:ascii="Consolas" w:hAnsi="Consolas"/>
+          <w:color w:val="262626"/>
+          <w:sz w:val="16"/>
+        </w:rPr>
+        <w:t xml:space="preserve"> {</w:t>
+      </w:r>
+      <w:r>
+        <w:br/>
+      </w:r>
+      <w:r>
+        <w:rPr>
+          <w:rFonts w:ascii="Consolas" w:hAnsi="Consolas"/>
+          <w:color w:val="262626"/>
+          <w:sz w:val="16"/>
+        </w:rPr>
+        <w:t xml:space="preserve">    </w:t>
+      </w:r>
+      <w:r>
+        <w:rPr>
+          <w:rFonts w:ascii="Consolas" w:hAnsi="Consolas"/>
+          <w:color w:val="660E7A"/>
+          <w:sz w:val="16"/>
+        </w:rPr>
+        <w:t xml:space="preserve">$event</w:t>
+      </w:r>
+      <w:r>
+        <w:rPr>
+          <w:rFonts w:ascii="Consolas" w:hAnsi="Consolas"/>
+          <w:color w:val="262626"/>
+          <w:sz w:val="16"/>
+        </w:rPr>
+        <w:t xml:space="preserve"> = </w:t>
+      </w:r>
+      <w:r>
+        <w:rPr>
+          <w:rFonts w:ascii="Consolas" w:hAnsi="Consolas"/>
+          <w:color w:val="267F99"/>
+          <w:sz w:val="16"/>
+        </w:rPr>
+        <w:t xml:space="preserve">PaymentEvent</w:t>
+      </w:r>
+      <w:r>
+        <w:rPr>
+          <w:rFonts w:ascii="Consolas" w:hAnsi="Consolas"/>
+          <w:color w:val="262626"/>
+          <w:sz w:val="16"/>
+        </w:rPr>
+        <w:t xml:space="preserve">::</w:t>
+      </w:r>
+      <w:r>
+        <w:rPr>
+          <w:rFonts w:ascii="Consolas" w:hAnsi="Consolas"/>
+          <w:color w:val="795E26"/>
+          <w:sz w:val="16"/>
+        </w:rPr>
+        <w:t xml:space="preserve">query</w:t>
+      </w:r>
+      <w:r>
+        <w:rPr>
+          <w:rFonts w:ascii="Consolas" w:hAnsi="Consolas"/>
+          <w:color w:val="262626"/>
+          <w:sz w:val="16"/>
+        </w:rPr>
+        <w:t xml:space="preserve">()-&gt;</w:t>
+      </w:r>
+      <w:r>
+        <w:rPr>
+          <w:rFonts w:ascii="Consolas" w:hAnsi="Consolas"/>
+          <w:color w:val="795E26"/>
+          <w:sz w:val="16"/>
+        </w:rPr>
+        <w:t xml:space="preserve">firstOrCreate</w:t>
+      </w:r>
+      <w:r>
+        <w:rPr>
+          <w:rFonts w:ascii="Consolas" w:hAnsi="Consolas"/>
+          <w:color w:val="262626"/>
+          <w:sz w:val="16"/>
+        </w:rPr>
+        <w:t xml:space="preserve">(</w:t>
+      </w:r>
+      <w:r>
+        <w:br/>
+      </w:r>
+      <w:r>
+        <w:rPr>
+          <w:rFonts w:ascii="Consolas" w:hAnsi="Consolas"/>
+          <w:color w:val="262626"/>
+          <w:sz w:val="16"/>
+        </w:rPr>
+        <w:t xml:space="preserve">        [</w:t>
+      </w:r>
+      <w:r>
+        <w:rPr>
+          <w:rFonts w:ascii="Consolas" w:hAnsi="Consolas"/>
+          <w:color w:val="00733B"/>
+          <w:sz w:val="16"/>
+        </w:rPr>
+        <w:t xml:space="preserve">'provider_event_id'</w:t>
+      </w:r>
+      <w:r>
+        <w:rPr>
+          <w:rFonts w:ascii="Consolas" w:hAnsi="Consolas"/>
+          <w:color w:val="262626"/>
+          <w:sz w:val="16"/>
+        </w:rPr>
+        <w:t xml:space="preserve"> =&gt; </w:t>
+      </w:r>
+      <w:r>
+        <w:rPr>
+          <w:rFonts w:ascii="Consolas" w:hAnsi="Consolas"/>
+          <w:color w:val="660E7A"/>
+          <w:sz w:val="16"/>
+        </w:rPr>
+        <w:t xml:space="preserve">$payload</w:t>
+      </w:r>
+      <w:r>
+        <w:rPr>
+          <w:rFonts w:ascii="Consolas" w:hAnsi="Consolas"/>
+          <w:color w:val="262626"/>
+          <w:sz w:val="16"/>
+        </w:rPr>
+        <w:t xml:space="preserve">-&gt;</w:t>
+      </w:r>
+      <w:r>
+        <w:rPr>
+          <w:rFonts w:ascii="Consolas" w:hAnsi="Consolas"/>
+          <w:color w:val="660E7A"/>
+          <w:sz w:val="16"/>
+        </w:rPr>
+        <w:t xml:space="preserve">eventId</w:t>
+      </w:r>
+      <w:r>
+        <w:rPr>
+          <w:rFonts w:ascii="Consolas" w:hAnsi="Consolas"/>
+          <w:color w:val="262626"/>
+          <w:sz w:val="16"/>
+        </w:rPr>
+        <w:t xml:space="preserve">],</w:t>
+      </w:r>
+      <w:r>
+        <w:br/>
+      </w:r>
+      <w:r>
+        <w:rPr>
+          <w:rFonts w:ascii="Consolas" w:hAnsi="Consolas"/>
+          <w:color w:val="262626"/>
+          <w:sz w:val="16"/>
+        </w:rPr>
+        <w:t xml:space="preserve">        [</w:t>
+      </w:r>
+      <w:r>
+        <w:rPr>
+          <w:rFonts w:ascii="Consolas" w:hAnsi="Consolas"/>
+          <w:color w:val="00733B"/>
+          <w:sz w:val="16"/>
+        </w:rPr>
+        <w:t xml:space="preserve">'payload_hash'</w:t>
+      </w:r>
+      <w:r>
+        <w:rPr>
+          <w:rFonts w:ascii="Consolas" w:hAnsi="Consolas"/>
+          <w:color w:val="262626"/>
+          <w:sz w:val="16"/>
+        </w:rPr>
+        <w:t xml:space="preserve"> =&gt; </w:t>
+      </w:r>
+      <w:r>
+        <w:rPr>
+          <w:rFonts w:ascii="Consolas" w:hAnsi="Consolas"/>
+          <w:color w:val="660E7A"/>
+          <w:sz w:val="16"/>
+        </w:rPr>
+        <w:t xml:space="preserve">$payload</w:t>
+      </w:r>
+      <w:r>
+        <w:rPr>
+          <w:rFonts w:ascii="Consolas" w:hAnsi="Consolas"/>
+          <w:color w:val="262626"/>
+          <w:sz w:val="16"/>
+        </w:rPr>
+        <w:t xml:space="preserve">-&gt;</w:t>
+      </w:r>
+      <w:r>
+        <w:rPr>
+          <w:rFonts w:ascii="Consolas" w:hAnsi="Consolas"/>
+          <w:color w:val="660E7A"/>
+          <w:sz w:val="16"/>
+        </w:rPr>
+        <w:t xml:space="preserve">sha256</w:t>
+      </w:r>
+      <w:r>
+        <w:rPr>
+          <w:rFonts w:ascii="Consolas" w:hAnsi="Consolas"/>
+          <w:color w:val="262626"/>
+          <w:sz w:val="16"/>
+        </w:rPr>
+        <w:t xml:space="preserve">],</w:t>
+      </w:r>
+      <w:r>
+        <w:br/>
+      </w:r>
+      <w:r>
+        <w:rPr>
+          <w:rFonts w:ascii="Consolas" w:hAnsi="Consolas"/>
+          <w:color w:val="262626"/>
+          <w:sz w:val="16"/>
+        </w:rPr>
+        <w:t xml:space="preserve">    );</w:t>
+      </w:r>
+      <w:r>
+        <w:br/>
+      </w:r>
+      <w:r>
+        <w:br/>
+      </w:r>
+      <w:r>
+        <w:rPr>
+          <w:rFonts w:ascii="Consolas" w:hAnsi="Consolas"/>
+          <w:color w:val="262626"/>
+          <w:sz w:val="16"/>
+        </w:rPr>
+        <w:t xml:space="preserve">    </w:t>
+      </w:r>
+      <w:r>
+        <w:rPr>
+          <w:rFonts w:ascii="Consolas" w:hAnsi="Consolas"/>
+          <w:b/>
+          <w:color w:val="000080"/>
+          <w:sz w:val="16"/>
+        </w:rPr>
+        <w:t xml:space="preserve">if</w:t>
+      </w:r>
+      <w:r>
+        <w:rPr>
+          <w:rFonts w:ascii="Consolas" w:hAnsi="Consolas"/>
+          <w:color w:val="262626"/>
+          <w:sz w:val="16"/>
+        </w:rPr>
+        <w:t xml:space="preserve"> (! </w:t>
+      </w:r>
+      <w:r>
+        <w:rPr>
+          <w:rFonts w:ascii="Consolas" w:hAnsi="Consolas"/>
+          <w:color w:val="660E7A"/>
+          <w:sz w:val="16"/>
+        </w:rPr>
+        <w:t xml:space="preserve">$event</w:t>
+      </w:r>
+      <w:r>
+        <w:rPr>
+          <w:rFonts w:ascii="Consolas" w:hAnsi="Consolas"/>
+          <w:color w:val="262626"/>
+          <w:sz w:val="16"/>
+        </w:rPr>
+        <w:t xml:space="preserve">-&gt;</w:t>
+      </w:r>
+      <w:r>
+        <w:rPr>
+          <w:rFonts w:ascii="Consolas" w:hAnsi="Consolas"/>
+          <w:color w:val="660E7A"/>
+          <w:sz w:val="16"/>
+        </w:rPr>
+        <w:t xml:space="preserve">wasRecentlyCreated</w:t>
+      </w:r>
+      <w:r>
+        <w:rPr>
+          <w:rFonts w:ascii="Consolas" w:hAnsi="Consolas"/>
+          <w:color w:val="262626"/>
+          <w:sz w:val="16"/>
+        </w:rPr>
+        <w:t xml:space="preserve">) {</w:t>
+      </w:r>
+      <w:r>
+        <w:br/>
+      </w:r>
+      <w:r>
+        <w:rPr>
+          <w:rFonts w:ascii="Consolas" w:hAnsi="Consolas"/>
+          <w:color w:val="262626"/>
+          <w:sz w:val="16"/>
+        </w:rPr>
+        <w:t xml:space="preserve">        </w:t>
+      </w:r>
+      <w:r>
+        <w:rPr>
+          <w:rFonts w:ascii="Consolas" w:hAnsi="Consolas"/>
+          <w:b/>
+          <w:color w:val="000080"/>
+          <w:sz w:val="16"/>
+        </w:rPr>
+        <w:t xml:space="preserve">return</w:t>
+      </w:r>
+      <w:r>
+        <w:rPr>
+          <w:rFonts w:ascii="Consolas" w:hAnsi="Consolas"/>
+          <w:color w:val="262626"/>
+          <w:sz w:val="16"/>
+        </w:rPr>
         <w:t xml:space="preserve"> </w:t>
       </w:r>
       <w:r>
         <w:rPr>
-          <w:rFonts w:ascii="Consolas" w:hAnsi="Consolas" w:eastAsia="Consolas"/>
-          <w:color w:val="D4D4D4"/>
+          <w:rFonts w:ascii="Consolas" w:hAnsi="Consolas"/>
+          <w:color w:val="660E7A"/>
           <w:sz w:val="16"/>
         </w:rPr>
-        <w:t>(</w:t>
-      </w:r>
-      <w:r>
-        <w:rPr>
-          <w:rFonts w:ascii="Consolas" w:hAnsi="Consolas" w:eastAsia="Consolas"/>
-          <w:color w:val="D4D4D4"/>
+        <w:t xml:space="preserve">$event</w:t>
+      </w:r>
+      <w:r>
+        <w:rPr>
+          <w:rFonts w:ascii="Consolas" w:hAnsi="Consolas"/>
+          <w:color w:val="262626"/>
           <w:sz w:val="16"/>
         </w:rPr>
-        <w:t>)</w:t>
-      </w:r>
-      <w:r>
-        <w:rPr>
-          <w:rFonts w:ascii="Consolas" w:hAnsi="Consolas" w:eastAsia="Consolas"/>
-          <w:color w:val="D4D4D4"/>
+        <w:t xml:space="preserve">; </w:t>
+      </w:r>
+      <w:r>
+        <w:rPr>
+          <w:rFonts w:ascii="Consolas" w:hAnsi="Consolas"/>
+          <w:i/>
+          <w:color w:val="808080"/>
           <w:sz w:val="16"/>
         </w:rPr>
+        <w:t xml:space="preserve">// callback yang sama sudah diproses</w:t>
+      </w:r>
+      <w:r>
+        <w:br/>
+      </w:r>
+      <w:r>
+        <w:rPr>
+          <w:rFonts w:ascii="Consolas" w:hAnsi="Consolas"/>
+          <w:color w:val="262626"/>
+          <w:sz w:val="16"/>
+        </w:rPr>
+        <w:t xml:space="preserve">    }</w:t>
+      </w:r>
+      <w:r>
+        <w:br/>
+      </w:r>
+      <w:r>
+        <w:br/>
+      </w:r>
+      <w:r>
+        <w:rPr>
+          <w:rFonts w:ascii="Consolas" w:hAnsi="Consolas"/>
+          <w:color w:val="262626"/>
+          <w:sz w:val="16"/>
+        </w:rPr>
+        <w:t xml:space="preserve">    </w:t>
+      </w:r>
+      <w:r>
+        <w:rPr>
+          <w:rFonts w:ascii="Consolas" w:hAnsi="Consolas"/>
+          <w:color w:val="660E7A"/>
+          <w:sz w:val="16"/>
+        </w:rPr>
+        <w:t xml:space="preserve">$payment</w:t>
+      </w:r>
+      <w:r>
+        <w:rPr>
+          <w:rFonts w:ascii="Consolas" w:hAnsi="Consolas"/>
+          <w:color w:val="262626"/>
+          <w:sz w:val="16"/>
+        </w:rPr>
+        <w:t xml:space="preserve"> = </w:t>
+      </w:r>
+      <w:r>
+        <w:rPr>
+          <w:rFonts w:ascii="Consolas" w:hAnsi="Consolas"/>
+          <w:color w:val="267F99"/>
+          <w:sz w:val="16"/>
+        </w:rPr>
+        <w:t xml:space="preserve">Payment</w:t>
+      </w:r>
+      <w:r>
+        <w:rPr>
+          <w:rFonts w:ascii="Consolas" w:hAnsi="Consolas"/>
+          <w:color w:val="262626"/>
+          <w:sz w:val="16"/>
+        </w:rPr>
+        <w:t xml:space="preserve">::</w:t>
+      </w:r>
+      <w:r>
+        <w:rPr>
+          <w:rFonts w:ascii="Consolas" w:hAnsi="Consolas"/>
+          <w:color w:val="795E26"/>
+          <w:sz w:val="16"/>
+        </w:rPr>
+        <w:t xml:space="preserve">query</w:t>
+      </w:r>
+      <w:r>
+        <w:rPr>
+          <w:rFonts w:ascii="Consolas" w:hAnsi="Consolas"/>
+          <w:color w:val="262626"/>
+          <w:sz w:val="16"/>
+        </w:rPr>
+        <w:t xml:space="preserve">()</w:t>
+      </w:r>
+      <w:r>
+        <w:br/>
+      </w:r>
+      <w:r>
+        <w:rPr>
+          <w:rFonts w:ascii="Consolas" w:hAnsi="Consolas"/>
+          <w:color w:val="262626"/>
+          <w:sz w:val="16"/>
+        </w:rPr>
+        <w:t xml:space="preserve">        -&gt;</w:t>
+      </w:r>
+      <w:r>
+        <w:rPr>
+          <w:rFonts w:ascii="Consolas" w:hAnsi="Consolas"/>
+          <w:color w:val="795E26"/>
+          <w:sz w:val="16"/>
+        </w:rPr>
+        <w:t xml:space="preserve">where</w:t>
+      </w:r>
+      <w:r>
+        <w:rPr>
+          <w:rFonts w:ascii="Consolas" w:hAnsi="Consolas"/>
+          <w:color w:val="262626"/>
+          <w:sz w:val="16"/>
+        </w:rPr>
+        <w:t xml:space="preserve">(</w:t>
+      </w:r>
+      <w:r>
+        <w:rPr>
+          <w:rFonts w:ascii="Consolas" w:hAnsi="Consolas"/>
+          <w:color w:val="00733B"/>
+          <w:sz w:val="16"/>
+        </w:rPr>
+        <w:t xml:space="preserve">'provider_reference'</w:t>
+      </w:r>
+      <w:r>
+        <w:rPr>
+          <w:rFonts w:ascii="Consolas" w:hAnsi="Consolas"/>
+          <w:color w:val="262626"/>
+          <w:sz w:val="16"/>
+        </w:rPr>
+        <w:t xml:space="preserve">, </w:t>
+      </w:r>
+      <w:r>
+        <w:rPr>
+          <w:rFonts w:ascii="Consolas" w:hAnsi="Consolas"/>
+          <w:color w:val="660E7A"/>
+          <w:sz w:val="16"/>
+        </w:rPr>
+        <w:t xml:space="preserve">$payload</w:t>
+      </w:r>
+      <w:r>
+        <w:rPr>
+          <w:rFonts w:ascii="Consolas" w:hAnsi="Consolas"/>
+          <w:color w:val="262626"/>
+          <w:sz w:val="16"/>
+        </w:rPr>
+        <w:t xml:space="preserve">-&gt;</w:t>
+      </w:r>
+      <w:r>
+        <w:rPr>
+          <w:rFonts w:ascii="Consolas" w:hAnsi="Consolas"/>
+          <w:color w:val="660E7A"/>
+          <w:sz w:val="16"/>
+        </w:rPr>
+        <w:t xml:space="preserve">reference</w:t>
+      </w:r>
+      <w:r>
+        <w:rPr>
+          <w:rFonts w:ascii="Consolas" w:hAnsi="Consolas"/>
+          <w:color w:val="262626"/>
+          <w:sz w:val="16"/>
+        </w:rPr>
+        <w:t xml:space="preserve">)</w:t>
+      </w:r>
+      <w:r>
+        <w:br/>
+      </w:r>
+      <w:r>
+        <w:rPr>
+          <w:rFonts w:ascii="Consolas" w:hAnsi="Consolas"/>
+          <w:color w:val="262626"/>
+          <w:sz w:val="16"/>
+        </w:rPr>
+        <w:t xml:space="preserve">        -&gt;</w:t>
+      </w:r>
+      <w:r>
+        <w:rPr>
+          <w:rFonts w:ascii="Consolas" w:hAnsi="Consolas"/>
+          <w:color w:val="795E26"/>
+          <w:sz w:val="16"/>
+        </w:rPr>
+        <w:t xml:space="preserve">lockForUpdate</w:t>
+      </w:r>
+      <w:r>
+        <w:rPr>
+          <w:rFonts w:ascii="Consolas" w:hAnsi="Consolas"/>
+          <w:color w:val="262626"/>
+          <w:sz w:val="16"/>
+        </w:rPr>
+        <w:t xml:space="preserve">()</w:t>
+      </w:r>
+      <w:r>
+        <w:br/>
+      </w:r>
+      <w:r>
+        <w:rPr>
+          <w:rFonts w:ascii="Consolas" w:hAnsi="Consolas"/>
+          <w:color w:val="262626"/>
+          <w:sz w:val="16"/>
+        </w:rPr>
+        <w:t xml:space="preserve">        -&gt;</w:t>
+      </w:r>
+      <w:r>
+        <w:rPr>
+          <w:rFonts w:ascii="Consolas" w:hAnsi="Consolas"/>
+          <w:color w:val="795E26"/>
+          <w:sz w:val="16"/>
+        </w:rPr>
+        <w:t xml:space="preserve">firstOrFail</w:t>
+      </w:r>
+      <w:r>
+        <w:rPr>
+          <w:rFonts w:ascii="Consolas" w:hAnsi="Consolas"/>
+          <w:color w:val="262626"/>
+          <w:sz w:val="16"/>
+        </w:rPr>
+        <w:t xml:space="preserve">();</w:t>
+      </w:r>
+      <w:r>
+        <w:br/>
+      </w:r>
+      <w:r>
+        <w:br/>
+      </w:r>
+      <w:r>
+        <w:rPr>
+          <w:rFonts w:ascii="Consolas" w:hAnsi="Consolas"/>
+          <w:color w:val="262626"/>
+          <w:sz w:val="16"/>
+        </w:rPr>
+        <w:t xml:space="preserve">    </w:t>
+      </w:r>
+      <w:r>
+        <w:rPr>
+          <w:rFonts w:ascii="Consolas" w:hAnsi="Consolas"/>
+          <w:color w:val="660E7A"/>
+          <w:sz w:val="16"/>
+        </w:rPr>
+        <w:t xml:space="preserve">$this</w:t>
+      </w:r>
+      <w:r>
+        <w:rPr>
+          <w:rFonts w:ascii="Consolas" w:hAnsi="Consolas"/>
+          <w:color w:val="262626"/>
+          <w:sz w:val="16"/>
+        </w:rPr>
+        <w:t xml:space="preserve">-&gt;</w:t>
+      </w:r>
+      <w:r>
+        <w:rPr>
+          <w:rFonts w:ascii="Consolas" w:hAnsi="Consolas"/>
+          <w:color w:val="795E26"/>
+          <w:sz w:val="16"/>
+        </w:rPr>
+        <w:t xml:space="preserve">assertValidTransition</w:t>
+      </w:r>
+      <w:r>
+        <w:rPr>
+          <w:rFonts w:ascii="Consolas" w:hAnsi="Consolas"/>
+          <w:color w:val="262626"/>
+          <w:sz w:val="16"/>
+        </w:rPr>
+        <w:t xml:space="preserve">(</w:t>
+      </w:r>
+      <w:r>
+        <w:rPr>
+          <w:rFonts w:ascii="Consolas" w:hAnsi="Consolas"/>
+          <w:color w:val="660E7A"/>
+          <w:sz w:val="16"/>
+        </w:rPr>
+        <w:t xml:space="preserve">$payment</w:t>
+      </w:r>
+      <w:r>
+        <w:rPr>
+          <w:rFonts w:ascii="Consolas" w:hAnsi="Consolas"/>
+          <w:color w:val="262626"/>
+          <w:sz w:val="16"/>
+        </w:rPr>
+        <w:t xml:space="preserve">, </w:t>
+      </w:r>
+      <w:r>
+        <w:rPr>
+          <w:rFonts w:ascii="Consolas" w:hAnsi="Consolas"/>
+          <w:color w:val="660E7A"/>
+          <w:sz w:val="16"/>
+        </w:rPr>
+        <w:t xml:space="preserve">$payload</w:t>
+      </w:r>
+      <w:r>
+        <w:rPr>
+          <w:rFonts w:ascii="Consolas" w:hAnsi="Consolas"/>
+          <w:color w:val="262626"/>
+          <w:sz w:val="16"/>
+        </w:rPr>
+        <w:t xml:space="preserve">);</w:t>
+      </w:r>
+      <w:r>
+        <w:br/>
+      </w:r>
+      <w:r>
+        <w:rPr>
+          <w:rFonts w:ascii="Consolas" w:hAnsi="Consolas"/>
+          <w:color w:val="262626"/>
+          <w:sz w:val="16"/>
+        </w:rPr>
+        <w:t xml:space="preserve">    </w:t>
+      </w:r>
+      <w:r>
+        <w:rPr>
+          <w:rFonts w:ascii="Consolas" w:hAnsi="Consolas"/>
+          <w:color w:val="660E7A"/>
+          <w:sz w:val="16"/>
+        </w:rPr>
+        <w:t xml:space="preserve">$this</w:t>
+      </w:r>
+      <w:r>
+        <w:rPr>
+          <w:rFonts w:ascii="Consolas" w:hAnsi="Consolas"/>
+          <w:color w:val="262626"/>
+          <w:sz w:val="16"/>
+        </w:rPr>
+        <w:t xml:space="preserve">-&gt;</w:t>
+      </w:r>
+      <w:r>
+        <w:rPr>
+          <w:rFonts w:ascii="Consolas" w:hAnsi="Consolas"/>
+          <w:color w:val="795E26"/>
+          <w:sz w:val="16"/>
+        </w:rPr>
+        <w:t xml:space="preserve">writeBalancedLedgerAndOutbox</w:t>
+      </w:r>
+      <w:r>
+        <w:rPr>
+          <w:rFonts w:ascii="Consolas" w:hAnsi="Consolas"/>
+          <w:color w:val="262626"/>
+          <w:sz w:val="16"/>
+        </w:rPr>
+        <w:t xml:space="preserve">(</w:t>
+      </w:r>
+      <w:r>
+        <w:rPr>
+          <w:rFonts w:ascii="Consolas" w:hAnsi="Consolas"/>
+          <w:color w:val="660E7A"/>
+          <w:sz w:val="16"/>
+        </w:rPr>
+        <w:t xml:space="preserve">$payment</w:t>
+      </w:r>
+      <w:r>
+        <w:rPr>
+          <w:rFonts w:ascii="Consolas" w:hAnsi="Consolas"/>
+          <w:color w:val="262626"/>
+          <w:sz w:val="16"/>
+        </w:rPr>
+        <w:t xml:space="preserve">, </w:t>
+      </w:r>
+      <w:r>
+        <w:rPr>
+          <w:rFonts w:ascii="Consolas" w:hAnsi="Consolas"/>
+          <w:color w:val="660E7A"/>
+          <w:sz w:val="16"/>
+        </w:rPr>
+        <w:t xml:space="preserve">$event</w:t>
+      </w:r>
+      <w:r>
+        <w:rPr>
+          <w:rFonts w:ascii="Consolas" w:hAnsi="Consolas"/>
+          <w:color w:val="262626"/>
+          <w:sz w:val="16"/>
+        </w:rPr>
+        <w:t xml:space="preserve">);</w:t>
+      </w:r>
+      <w:r>
+        <w:br/>
+      </w:r>
+      <w:r>
+        <w:br/>
+      </w:r>
+      <w:r>
+        <w:rPr>
+          <w:rFonts w:ascii="Consolas" w:hAnsi="Consolas"/>
+          <w:color w:val="262626"/>
+          <w:sz w:val="16"/>
+        </w:rPr>
+        <w:t xml:space="preserve">    </w:t>
+      </w:r>
+      <w:r>
+        <w:rPr>
+          <w:rFonts w:ascii="Consolas" w:hAnsi="Consolas"/>
+          <w:color w:val="267F99"/>
+          <w:sz w:val="16"/>
+        </w:rPr>
+        <w:t xml:space="preserve">PublishOutbox</w:t>
+      </w:r>
+      <w:r>
+        <w:rPr>
+          <w:rFonts w:ascii="Consolas" w:hAnsi="Consolas"/>
+          <w:color w:val="262626"/>
+          <w:sz w:val="16"/>
+        </w:rPr>
+        <w:t xml:space="preserve">::</w:t>
+      </w:r>
+      <w:r>
+        <w:rPr>
+          <w:rFonts w:ascii="Consolas" w:hAnsi="Consolas"/>
+          <w:color w:val="795E26"/>
+          <w:sz w:val="16"/>
+        </w:rPr>
+        <w:t xml:space="preserve">dispatch</w:t>
+      </w:r>
+      <w:r>
+        <w:rPr>
+          <w:rFonts w:ascii="Consolas" w:hAnsi="Consolas"/>
+          <w:color w:val="262626"/>
+          <w:sz w:val="16"/>
+        </w:rPr>
+        <w:t xml:space="preserve">(</w:t>
+      </w:r>
+      <w:r>
+        <w:rPr>
+          <w:rFonts w:ascii="Consolas" w:hAnsi="Consolas"/>
+          <w:color w:val="660E7A"/>
+          <w:sz w:val="16"/>
+        </w:rPr>
+        <w:t xml:space="preserve">$event</w:t>
+      </w:r>
+      <w:r>
+        <w:rPr>
+          <w:rFonts w:ascii="Consolas" w:hAnsi="Consolas"/>
+          <w:color w:val="262626"/>
+          <w:sz w:val="16"/>
+        </w:rPr>
+        <w:t xml:space="preserve">-&gt;</w:t>
+      </w:r>
+      <w:r>
+        <w:rPr>
+          <w:rFonts w:ascii="Consolas" w:hAnsi="Consolas"/>
+          <w:color w:val="660E7A"/>
+          <w:sz w:val="16"/>
+        </w:rPr>
+        <w:t xml:space="preserve">id</w:t>
+      </w:r>
+      <w:r>
+        <w:rPr>
+          <w:rFonts w:ascii="Consolas" w:hAnsi="Consolas"/>
+          <w:color w:val="262626"/>
+          <w:sz w:val="16"/>
+        </w:rPr>
+        <w:t xml:space="preserve">)-&gt;</w:t>
+      </w:r>
+      <w:r>
+        <w:rPr>
+          <w:rFonts w:ascii="Consolas" w:hAnsi="Consolas"/>
+          <w:color w:val="795E26"/>
+          <w:sz w:val="16"/>
+        </w:rPr>
+        <w:t xml:space="preserve">afterCommit</w:t>
+      </w:r>
+      <w:r>
+        <w:rPr>
+          <w:rFonts w:ascii="Consolas" w:hAnsi="Consolas"/>
+          <w:color w:val="262626"/>
+          <w:sz w:val="16"/>
+        </w:rPr>
+        <w:t xml:space="preserve">();</w:t>
+      </w:r>
+      <w:r>
+        <w:br/>
+      </w:r>
+      <w:r>
+        <w:br/>
+      </w:r>
+      <w:r>
+        <w:rPr>
+          <w:rFonts w:ascii="Consolas" w:hAnsi="Consolas"/>
+          <w:color w:val="262626"/>
+          <w:sz w:val="16"/>
+        </w:rPr>
+        <w:t xml:space="preserve">    </w:t>
+      </w:r>
+      <w:r>
+        <w:rPr>
+          <w:rFonts w:ascii="Consolas" w:hAnsi="Consolas"/>
+          <w:b/>
+          <w:color w:val="000080"/>
+          <w:sz w:val="16"/>
+        </w:rPr>
+        <w:t xml:space="preserve">return</w:t>
+      </w:r>
+      <w:r>
+        <w:rPr>
+          <w:rFonts w:ascii="Consolas" w:hAnsi="Consolas"/>
+          <w:color w:val="262626"/>
+          <w:sz w:val="16"/>
+        </w:rPr>
         <w:t xml:space="preserve"> </w:t>
       </w:r>
       <w:r>
         <w:rPr>
-          <w:rFonts w:ascii="Consolas" w:hAnsi="Consolas" w:eastAsia="Consolas"/>
-          <w:color w:val="569CD6"/>
+          <w:rFonts w:ascii="Consolas" w:hAnsi="Consolas"/>
+          <w:color w:val="660E7A"/>
           <w:sz w:val="16"/>
         </w:rPr>
-        <w:t>use</w:t>
-      </w:r>
-      <w:r>
-        <w:rPr>
-          <w:rFonts w:ascii="Consolas" w:hAnsi="Consolas" w:eastAsia="Consolas"/>
-          <w:color w:val="D4D4D4"/>
+        <w:t xml:space="preserve">$event</w:t>
+      </w:r>
+      <w:r>
+        <w:rPr>
+          <w:rFonts w:ascii="Consolas" w:hAnsi="Consolas"/>
+          <w:color w:val="262626"/>
           <w:sz w:val="16"/>
         </w:rPr>
-        <w:t xml:space="preserve"> </w:t>
-      </w:r>
-      <w:r>
-        <w:rPr>
-          <w:rFonts w:ascii="Consolas" w:hAnsi="Consolas" w:eastAsia="Consolas"/>
-          <w:color w:val="D4D4D4"/>
+        <w:t xml:space="preserve">;</w:t>
+      </w:r>
+      <w:r>
+        <w:br/>
+      </w:r>
+      <w:r>
+        <w:rPr>
+          <w:rFonts w:ascii="Consolas" w:hAnsi="Consolas"/>
+          <w:color w:val="262626"/>
           <w:sz w:val="16"/>
         </w:rPr>
-        <w:t>(</w:t>
-      </w:r>
-      <w:r>
-        <w:rPr>
-          <w:rFonts w:ascii="Consolas" w:hAnsi="Consolas" w:eastAsia="Consolas"/>
-          <w:color w:val="9CDCFE"/>
+        <w:t xml:space="preserve">}, </w:t>
+      </w:r>
+      <w:r>
+        <w:rPr>
+          <w:rFonts w:ascii="Consolas" w:hAnsi="Consolas"/>
+          <w:color w:val="660E7A"/>
           <w:sz w:val="16"/>
         </w:rPr>
-        <w:t>$payload</w:t>
-      </w:r>
-      <w:r>
-        <w:rPr>
-          <w:rFonts w:ascii="Consolas" w:hAnsi="Consolas" w:eastAsia="Consolas"/>
-          <w:color w:val="D4D4D4"/>
+        <w:t xml:space="preserve">attempts</w:t>
+      </w:r>
+      <w:r>
+        <w:rPr>
+          <w:rFonts w:ascii="Consolas" w:hAnsi="Consolas"/>
+          <w:color w:val="262626"/>
           <w:sz w:val="16"/>
         </w:rPr>
-        <w:t>)</w:t>
-      </w:r>
-      <w:r>
-        <w:rPr>
-          <w:rFonts w:ascii="Consolas" w:hAnsi="Consolas" w:eastAsia="Consolas"/>
-          <w:color w:val="D4D4D4"/>
+        <w:t xml:space="preserve">: </w:t>
+      </w:r>
+      <w:r>
+        <w:rPr>
+          <w:rFonts w:ascii="Consolas" w:hAnsi="Consolas"/>
+          <w:color w:val="0073E6"/>
           <w:sz w:val="16"/>
         </w:rPr>
-        <w:t>:</w:t>
-      </w:r>
-      <w:r>
-        <w:rPr>
-          <w:rFonts w:ascii="Consolas" w:hAnsi="Consolas" w:eastAsia="Consolas"/>
-          <w:color w:val="D4D4D4"/>
+        <w:t xml:space="preserve">5</w:t>
+      </w:r>
+      <w:r>
+        <w:rPr>
+          <w:rFonts w:ascii="Consolas" w:hAnsi="Consolas"/>
+          <w:color w:val="262626"/>
           <w:sz w:val="16"/>
         </w:rPr>
-        <w:t xml:space="preserve"> </w:t>
-      </w:r>
-      <w:r>
-        <w:rPr>
-          <w:rFonts w:ascii="Consolas" w:hAnsi="Consolas" w:eastAsia="Consolas"/>
-          <w:color w:val="4EC9B0"/>
-          <w:sz w:val="16"/>
-        </w:rPr>
-        <w:t>PaymentEvent</w:t>
-      </w:r>
-      <w:r>
-        <w:rPr>
-          <w:rFonts w:ascii="Consolas" w:hAnsi="Consolas" w:eastAsia="Consolas"/>
-          <w:color w:val="D4D4D4"/>
-          <w:sz w:val="16"/>
-        </w:rPr>
-        <w:t xml:space="preserve"> </w:t>
-      </w:r>
-      <w:r>
-        <w:rPr>
-          <w:rFonts w:ascii="Consolas" w:hAnsi="Consolas" w:eastAsia="Consolas"/>
-          <w:color w:val="D4D4D4"/>
-          <w:sz w:val="16"/>
-        </w:rPr>
-        <w:t>{</w:t>
-      </w:r>
-      <w:r>
-        <w:rPr>
-          <w:rFonts w:ascii="Consolas" w:hAnsi="Consolas" w:eastAsia="Consolas"/>
-          <w:color w:val="D4D4D4"/>
-          <w:sz w:val="16"/>
-        </w:rPr>
-        <w:br/>
-        <w:t xml:space="preserve">    </w:t>
-      </w:r>
-      <w:r>
-        <w:rPr>
-          <w:rFonts w:ascii="Consolas" w:hAnsi="Consolas" w:eastAsia="Consolas"/>
-          <w:color w:val="9CDCFE"/>
-          <w:sz w:val="16"/>
-        </w:rPr>
-        <w:t>$event</w:t>
-      </w:r>
-      <w:r>
-        <w:rPr>
-          <w:rFonts w:ascii="Consolas" w:hAnsi="Consolas" w:eastAsia="Consolas"/>
-          <w:color w:val="D4D4D4"/>
-          <w:sz w:val="16"/>
-        </w:rPr>
-        <w:t xml:space="preserve"> </w:t>
-      </w:r>
-      <w:r>
-        <w:rPr>
-          <w:rFonts w:ascii="Consolas" w:hAnsi="Consolas" w:eastAsia="Consolas"/>
-          <w:color w:val="D4D4D4"/>
-          <w:sz w:val="16"/>
-        </w:rPr>
-        <w:t>=</w:t>
-      </w:r>
-      <w:r>
-        <w:rPr>
-          <w:rFonts w:ascii="Consolas" w:hAnsi="Consolas" w:eastAsia="Consolas"/>
-          <w:color w:val="D4D4D4"/>
-          <w:sz w:val="16"/>
-        </w:rPr>
-        <w:t xml:space="preserve"> </w:t>
-      </w:r>
-      <w:r>
-        <w:rPr>
-          <w:rFonts w:ascii="Consolas" w:hAnsi="Consolas" w:eastAsia="Consolas"/>
-          <w:color w:val="4EC9B0"/>
-          <w:sz w:val="16"/>
-        </w:rPr>
-        <w:t>PaymentEvent</w:t>
-      </w:r>
-      <w:r>
-        <w:rPr>
-          <w:rFonts w:ascii="Consolas" w:hAnsi="Consolas" w:eastAsia="Consolas"/>
-          <w:color w:val="D4D4D4"/>
-          <w:sz w:val="16"/>
-        </w:rPr>
-        <w:t>:</w:t>
-      </w:r>
-      <w:r>
-        <w:rPr>
-          <w:rFonts w:ascii="Consolas" w:hAnsi="Consolas" w:eastAsia="Consolas"/>
-          <w:color w:val="D4D4D4"/>
-          <w:sz w:val="16"/>
-        </w:rPr>
-        <w:t>:</w:t>
-      </w:r>
-      <w:r>
-        <w:rPr>
-          <w:rFonts w:ascii="Consolas" w:hAnsi="Consolas" w:eastAsia="Consolas"/>
-          <w:color w:val="DCDCAA"/>
-          <w:sz w:val="16"/>
-        </w:rPr>
-        <w:t>query</w:t>
-      </w:r>
-      <w:r>
-        <w:rPr>
-          <w:rFonts w:ascii="Consolas" w:hAnsi="Consolas" w:eastAsia="Consolas"/>
-          <w:color w:val="D4D4D4"/>
-          <w:sz w:val="16"/>
-        </w:rPr>
-        <w:t>(</w:t>
-      </w:r>
-      <w:r>
-        <w:rPr>
-          <w:rFonts w:ascii="Consolas" w:hAnsi="Consolas" w:eastAsia="Consolas"/>
-          <w:color w:val="D4D4D4"/>
-          <w:sz w:val="16"/>
-        </w:rPr>
-        <w:t>)</w:t>
-      </w:r>
-      <w:r>
-        <w:rPr>
-          <w:rFonts w:ascii="Consolas" w:hAnsi="Consolas" w:eastAsia="Consolas"/>
-          <w:color w:val="D4D4D4"/>
-          <w:sz w:val="16"/>
-        </w:rPr>
-        <w:t>-</w:t>
-      </w:r>
-      <w:r>
-        <w:rPr>
-          <w:rFonts w:ascii="Consolas" w:hAnsi="Consolas" w:eastAsia="Consolas"/>
-          <w:color w:val="D4D4D4"/>
-          <w:sz w:val="16"/>
-        </w:rPr>
-        <w:t>&gt;</w:t>
-      </w:r>
-      <w:r>
-        <w:rPr>
-          <w:rFonts w:ascii="Consolas" w:hAnsi="Consolas" w:eastAsia="Consolas"/>
-          <w:color w:val="DCDCAA"/>
-          <w:sz w:val="16"/>
-        </w:rPr>
-        <w:t>firstOrCreate</w:t>
-      </w:r>
-      <w:r>
-        <w:rPr>
-          <w:rFonts w:ascii="Consolas" w:hAnsi="Consolas" w:eastAsia="Consolas"/>
-          <w:color w:val="D4D4D4"/>
-          <w:sz w:val="16"/>
-        </w:rPr>
-        <w:t>(</w:t>
-      </w:r>
-      <w:r>
-        <w:rPr>
-          <w:rFonts w:ascii="Consolas" w:hAnsi="Consolas" w:eastAsia="Consolas"/>
-          <w:color w:val="D4D4D4"/>
-          <w:sz w:val="16"/>
-        </w:rPr>
-        <w:br/>
-        <w:t xml:space="preserve">        </w:t>
-      </w:r>
-      <w:r>
-        <w:rPr>
-          <w:rFonts w:ascii="Consolas" w:hAnsi="Consolas" w:eastAsia="Consolas"/>
-          <w:color w:val="D4D4D4"/>
-          <w:sz w:val="16"/>
-        </w:rPr>
-        <w:t>[</w:t>
-      </w:r>
-      <w:r>
-        <w:rPr>
-          <w:rFonts w:ascii="Consolas" w:hAnsi="Consolas" w:eastAsia="Consolas"/>
-          <w:color w:val="CE9178"/>
-          <w:sz w:val="16"/>
-        </w:rPr>
-        <w:t>'provider_event_id'</w:t>
-      </w:r>
-      <w:r>
-        <w:rPr>
-          <w:rFonts w:ascii="Consolas" w:hAnsi="Consolas" w:eastAsia="Consolas"/>
-          <w:color w:val="D4D4D4"/>
-          <w:sz w:val="16"/>
-        </w:rPr>
-        <w:t xml:space="preserve"> </w:t>
-      </w:r>
-      <w:r>
-        <w:rPr>
-          <w:rFonts w:ascii="Consolas" w:hAnsi="Consolas" w:eastAsia="Consolas"/>
-          <w:color w:val="D4D4D4"/>
-          <w:sz w:val="16"/>
-        </w:rPr>
-        <w:t>=</w:t>
-      </w:r>
-      <w:r>
-        <w:rPr>
-          <w:rFonts w:ascii="Consolas" w:hAnsi="Consolas" w:eastAsia="Consolas"/>
-          <w:color w:val="D4D4D4"/>
-          <w:sz w:val="16"/>
-        </w:rPr>
-        <w:t>&gt;</w:t>
-      </w:r>
-      <w:r>
-        <w:rPr>
-          <w:rFonts w:ascii="Consolas" w:hAnsi="Consolas" w:eastAsia="Consolas"/>
-          <w:color w:val="D4D4D4"/>
-          <w:sz w:val="16"/>
-        </w:rPr>
-        <w:t xml:space="preserve"> </w:t>
-      </w:r>
-      <w:r>
-        <w:rPr>
-          <w:rFonts w:ascii="Consolas" w:hAnsi="Consolas" w:eastAsia="Consolas"/>
-          <w:color w:val="9CDCFE"/>
-          <w:sz w:val="16"/>
-        </w:rPr>
-        <w:t>$payload</w:t>
-      </w:r>
-      <w:r>
-        <w:rPr>
-          <w:rFonts w:ascii="Consolas" w:hAnsi="Consolas" w:eastAsia="Consolas"/>
-          <w:color w:val="D4D4D4"/>
-          <w:sz w:val="16"/>
-        </w:rPr>
-        <w:t>-</w:t>
-      </w:r>
-      <w:r>
-        <w:rPr>
-          <w:rFonts w:ascii="Consolas" w:hAnsi="Consolas" w:eastAsia="Consolas"/>
-          <w:color w:val="D4D4D4"/>
-          <w:sz w:val="16"/>
-        </w:rPr>
-        <w:t>&gt;</w:t>
-      </w:r>
-      <w:r>
-        <w:rPr>
-          <w:rFonts w:ascii="Consolas" w:hAnsi="Consolas" w:eastAsia="Consolas"/>
-          <w:color w:val="D4D4D4"/>
-          <w:sz w:val="16"/>
-        </w:rPr>
-        <w:t>eventId</w:t>
-      </w:r>
-      <w:r>
-        <w:rPr>
-          <w:rFonts w:ascii="Consolas" w:hAnsi="Consolas" w:eastAsia="Consolas"/>
-          <w:color w:val="D4D4D4"/>
-          <w:sz w:val="16"/>
-        </w:rPr>
-        <w:t>]</w:t>
-      </w:r>
-      <w:r>
-        <w:rPr>
-          <w:rFonts w:ascii="Consolas" w:hAnsi="Consolas" w:eastAsia="Consolas"/>
-          <w:color w:val="D4D4D4"/>
-          <w:sz w:val="16"/>
-        </w:rPr>
-        <w:t>,</w:t>
-      </w:r>
-      <w:r>
-        <w:rPr>
-          <w:rFonts w:ascii="Consolas" w:hAnsi="Consolas" w:eastAsia="Consolas"/>
-          <w:color w:val="D4D4D4"/>
-          <w:sz w:val="16"/>
-        </w:rPr>
-        <w:br/>
-        <w:t xml:space="preserve">        </w:t>
-      </w:r>
-      <w:r>
-        <w:rPr>
-          <w:rFonts w:ascii="Consolas" w:hAnsi="Consolas" w:eastAsia="Consolas"/>
-          <w:color w:val="D4D4D4"/>
-          <w:sz w:val="16"/>
-        </w:rPr>
-        <w:t>[</w:t>
-      </w:r>
-      <w:r>
-        <w:rPr>
-          <w:rFonts w:ascii="Consolas" w:hAnsi="Consolas" w:eastAsia="Consolas"/>
-          <w:color w:val="CE9178"/>
-          <w:sz w:val="16"/>
-        </w:rPr>
-        <w:t>'payload_hash'</w:t>
-      </w:r>
-      <w:r>
-        <w:rPr>
-          <w:rFonts w:ascii="Consolas" w:hAnsi="Consolas" w:eastAsia="Consolas"/>
-          <w:color w:val="D4D4D4"/>
-          <w:sz w:val="16"/>
-        </w:rPr>
-        <w:t xml:space="preserve"> </w:t>
-      </w:r>
-      <w:r>
-        <w:rPr>
-          <w:rFonts w:ascii="Consolas" w:hAnsi="Consolas" w:eastAsia="Consolas"/>
-          <w:color w:val="D4D4D4"/>
-          <w:sz w:val="16"/>
-        </w:rPr>
-        <w:t>=</w:t>
-      </w:r>
-      <w:r>
-        <w:rPr>
-          <w:rFonts w:ascii="Consolas" w:hAnsi="Consolas" w:eastAsia="Consolas"/>
-          <w:color w:val="D4D4D4"/>
-          <w:sz w:val="16"/>
-        </w:rPr>
-        <w:t>&gt;</w:t>
-      </w:r>
-      <w:r>
-        <w:rPr>
-          <w:rFonts w:ascii="Consolas" w:hAnsi="Consolas" w:eastAsia="Consolas"/>
-          <w:color w:val="D4D4D4"/>
-          <w:sz w:val="16"/>
-        </w:rPr>
-        <w:t xml:space="preserve"> </w:t>
-      </w:r>
-      <w:r>
-        <w:rPr>
-          <w:rFonts w:ascii="Consolas" w:hAnsi="Consolas" w:eastAsia="Consolas"/>
-          <w:color w:val="9CDCFE"/>
-          <w:sz w:val="16"/>
-        </w:rPr>
-        <w:t>$payload</w:t>
-      </w:r>
-      <w:r>
-        <w:rPr>
-          <w:rFonts w:ascii="Consolas" w:hAnsi="Consolas" w:eastAsia="Consolas"/>
-          <w:color w:val="D4D4D4"/>
-          <w:sz w:val="16"/>
-        </w:rPr>
-        <w:t>-</w:t>
-      </w:r>
-      <w:r>
-        <w:rPr>
-          <w:rFonts w:ascii="Consolas" w:hAnsi="Consolas" w:eastAsia="Consolas"/>
-          <w:color w:val="D4D4D4"/>
-          <w:sz w:val="16"/>
-        </w:rPr>
-        <w:t>&gt;</w:t>
-      </w:r>
-      <w:r>
-        <w:rPr>
-          <w:rFonts w:ascii="Consolas" w:hAnsi="Consolas" w:eastAsia="Consolas"/>
-          <w:color w:val="D4D4D4"/>
-          <w:sz w:val="16"/>
-        </w:rPr>
-        <w:t>sha256</w:t>
-      </w:r>
-      <w:r>
-        <w:rPr>
-          <w:rFonts w:ascii="Consolas" w:hAnsi="Consolas" w:eastAsia="Consolas"/>
-          <w:color w:val="D4D4D4"/>
-          <w:sz w:val="16"/>
-        </w:rPr>
-        <w:t>]</w:t>
-      </w:r>
-      <w:r>
-        <w:rPr>
-          <w:rFonts w:ascii="Consolas" w:hAnsi="Consolas" w:eastAsia="Consolas"/>
-          <w:color w:val="D4D4D4"/>
-          <w:sz w:val="16"/>
-        </w:rPr>
-        <w:t>,</w:t>
-      </w:r>
-      <w:r>
-        <w:rPr>
-          <w:rFonts w:ascii="Consolas" w:hAnsi="Consolas" w:eastAsia="Consolas"/>
-          <w:color w:val="D4D4D4"/>
-          <w:sz w:val="16"/>
-        </w:rPr>
-        <w:br/>
-        <w:t xml:space="preserve">    </w:t>
-      </w:r>
-      <w:r>
-        <w:rPr>
-          <w:rFonts w:ascii="Consolas" w:hAnsi="Consolas" w:eastAsia="Consolas"/>
-          <w:color w:val="D4D4D4"/>
-          <w:sz w:val="16"/>
-        </w:rPr>
-        <w:t>)</w:t>
-      </w:r>
-      <w:r>
-        <w:rPr>
-          <w:rFonts w:ascii="Consolas" w:hAnsi="Consolas" w:eastAsia="Consolas"/>
-          <w:color w:val="D4D4D4"/>
-          <w:sz w:val="16"/>
-        </w:rPr>
-        <w:t>;</w:t>
-      </w:r>
-      <w:r>
-        <w:rPr>
-          <w:rFonts w:ascii="Consolas" w:hAnsi="Consolas" w:eastAsia="Consolas"/>
-          <w:color w:val="D4D4D4"/>
-          <w:sz w:val="16"/>
-        </w:rPr>
-        <w:br/>
-        <w:br/>
-        <w:t xml:space="preserve">    </w:t>
-      </w:r>
-      <w:r>
-        <w:rPr>
-          <w:rFonts w:ascii="Consolas" w:hAnsi="Consolas" w:eastAsia="Consolas"/>
-          <w:color w:val="569CD6"/>
-          <w:sz w:val="16"/>
-        </w:rPr>
-        <w:t>if</w:t>
-      </w:r>
-      <w:r>
-        <w:rPr>
-          <w:rFonts w:ascii="Consolas" w:hAnsi="Consolas" w:eastAsia="Consolas"/>
-          <w:color w:val="D4D4D4"/>
-          <w:sz w:val="16"/>
-        </w:rPr>
-        <w:t xml:space="preserve"> </w:t>
-      </w:r>
-      <w:r>
-        <w:rPr>
-          <w:rFonts w:ascii="Consolas" w:hAnsi="Consolas" w:eastAsia="Consolas"/>
-          <w:color w:val="D4D4D4"/>
-          <w:sz w:val="16"/>
-        </w:rPr>
-        <w:t>(</w:t>
-      </w:r>
-      <w:r>
-        <w:rPr>
-          <w:rFonts w:ascii="Consolas" w:hAnsi="Consolas" w:eastAsia="Consolas"/>
-          <w:color w:val="D4D4D4"/>
-          <w:sz w:val="16"/>
-        </w:rPr>
-        <w:t>!</w:t>
-      </w:r>
-      <w:r>
-        <w:rPr>
-          <w:rFonts w:ascii="Consolas" w:hAnsi="Consolas" w:eastAsia="Consolas"/>
-          <w:color w:val="D4D4D4"/>
-          <w:sz w:val="16"/>
-        </w:rPr>
-        <w:t xml:space="preserve"> </w:t>
-      </w:r>
-      <w:r>
-        <w:rPr>
-          <w:rFonts w:ascii="Consolas" w:hAnsi="Consolas" w:eastAsia="Consolas"/>
-          <w:color w:val="9CDCFE"/>
-          <w:sz w:val="16"/>
-        </w:rPr>
-        <w:t>$event</w:t>
-      </w:r>
-      <w:r>
-        <w:rPr>
-          <w:rFonts w:ascii="Consolas" w:hAnsi="Consolas" w:eastAsia="Consolas"/>
-          <w:color w:val="D4D4D4"/>
-          <w:sz w:val="16"/>
-        </w:rPr>
-        <w:t>-</w:t>
-      </w:r>
-      <w:r>
-        <w:rPr>
-          <w:rFonts w:ascii="Consolas" w:hAnsi="Consolas" w:eastAsia="Consolas"/>
-          <w:color w:val="D4D4D4"/>
-          <w:sz w:val="16"/>
-        </w:rPr>
-        <w:t>&gt;</w:t>
-      </w:r>
-      <w:r>
-        <w:rPr>
-          <w:rFonts w:ascii="Consolas" w:hAnsi="Consolas" w:eastAsia="Consolas"/>
-          <w:color w:val="D4D4D4"/>
-          <w:sz w:val="16"/>
-        </w:rPr>
-        <w:t>wasRecentlyCreated</w:t>
-      </w:r>
-      <w:r>
-        <w:rPr>
-          <w:rFonts w:ascii="Consolas" w:hAnsi="Consolas" w:eastAsia="Consolas"/>
-          <w:color w:val="D4D4D4"/>
-          <w:sz w:val="16"/>
-        </w:rPr>
-        <w:t>)</w:t>
-      </w:r>
-      <w:r>
-        <w:rPr>
-          <w:rFonts w:ascii="Consolas" w:hAnsi="Consolas" w:eastAsia="Consolas"/>
-          <w:color w:val="D4D4D4"/>
-          <w:sz w:val="16"/>
-        </w:rPr>
-        <w:t xml:space="preserve"> </w:t>
-      </w:r>
-      <w:r>
-        <w:rPr>
-          <w:rFonts w:ascii="Consolas" w:hAnsi="Consolas" w:eastAsia="Consolas"/>
-          <w:color w:val="D4D4D4"/>
-          <w:sz w:val="16"/>
-        </w:rPr>
-        <w:t>{</w:t>
-      </w:r>
-      <w:r>
-        <w:rPr>
-          <w:rFonts w:ascii="Consolas" w:hAnsi="Consolas" w:eastAsia="Consolas"/>
-          <w:color w:val="D4D4D4"/>
-          <w:sz w:val="16"/>
-        </w:rPr>
-        <w:br/>
-        <w:t xml:space="preserve">        </w:t>
-      </w:r>
-      <w:r>
-        <w:rPr>
-          <w:rFonts w:ascii="Consolas" w:hAnsi="Consolas" w:eastAsia="Consolas"/>
-          <w:color w:val="569CD6"/>
-          <w:sz w:val="16"/>
-        </w:rPr>
-        <w:t>return</w:t>
-      </w:r>
-      <w:r>
-        <w:rPr>
-          <w:rFonts w:ascii="Consolas" w:hAnsi="Consolas" w:eastAsia="Consolas"/>
-          <w:color w:val="D4D4D4"/>
-          <w:sz w:val="16"/>
-        </w:rPr>
-        <w:t xml:space="preserve"> </w:t>
-      </w:r>
-      <w:r>
-        <w:rPr>
-          <w:rFonts w:ascii="Consolas" w:hAnsi="Consolas" w:eastAsia="Consolas"/>
-          <w:color w:val="9CDCFE"/>
-          <w:sz w:val="16"/>
-        </w:rPr>
-        <w:t>$event</w:t>
-      </w:r>
-      <w:r>
-        <w:rPr>
-          <w:rFonts w:ascii="Consolas" w:hAnsi="Consolas" w:eastAsia="Consolas"/>
-          <w:color w:val="D4D4D4"/>
-          <w:sz w:val="16"/>
-        </w:rPr>
-        <w:t>;</w:t>
-      </w:r>
-      <w:r>
-        <w:rPr>
-          <w:rFonts w:ascii="Consolas" w:hAnsi="Consolas" w:eastAsia="Consolas"/>
-          <w:color w:val="D4D4D4"/>
-          <w:sz w:val="16"/>
-        </w:rPr>
-        <w:t xml:space="preserve"> </w:t>
-      </w:r>
-      <w:r>
-        <w:rPr>
-          <w:rFonts w:ascii="Consolas" w:hAnsi="Consolas" w:eastAsia="Consolas"/>
-          <w:color w:val="6A9955"/>
-          <w:sz w:val="16"/>
-        </w:rPr>
-        <w:t>// callback yang sama sudah diproses</w:t>
-      </w:r>
-      <w:r>
-        <w:rPr>
-          <w:rFonts w:ascii="Consolas" w:hAnsi="Consolas" w:eastAsia="Consolas"/>
-          <w:color w:val="D4D4D4"/>
-          <w:sz w:val="16"/>
-        </w:rPr>
-        <w:br/>
-        <w:t xml:space="preserve">    </w:t>
-      </w:r>
-      <w:r>
-        <w:rPr>
-          <w:rFonts w:ascii="Consolas" w:hAnsi="Consolas" w:eastAsia="Consolas"/>
-          <w:color w:val="D4D4D4"/>
-          <w:sz w:val="16"/>
-        </w:rPr>
-        <w:t>}</w:t>
-      </w:r>
-      <w:r>
-        <w:rPr>
-          <w:rFonts w:ascii="Consolas" w:hAnsi="Consolas" w:eastAsia="Consolas"/>
-          <w:color w:val="D4D4D4"/>
-          <w:sz w:val="16"/>
-        </w:rPr>
-        <w:br/>
-        <w:br/>
-        <w:t xml:space="preserve">    </w:t>
-      </w:r>
-      <w:r>
-        <w:rPr>
-          <w:rFonts w:ascii="Consolas" w:hAnsi="Consolas" w:eastAsia="Consolas"/>
-          <w:color w:val="9CDCFE"/>
-          <w:sz w:val="16"/>
-        </w:rPr>
-        <w:t>$payment</w:t>
-      </w:r>
-      <w:r>
-        <w:rPr>
-          <w:rFonts w:ascii="Consolas" w:hAnsi="Consolas" w:eastAsia="Consolas"/>
-          <w:color w:val="D4D4D4"/>
-          <w:sz w:val="16"/>
-        </w:rPr>
-        <w:t xml:space="preserve"> </w:t>
-      </w:r>
-      <w:r>
-        <w:rPr>
-          <w:rFonts w:ascii="Consolas" w:hAnsi="Consolas" w:eastAsia="Consolas"/>
-          <w:color w:val="D4D4D4"/>
-          <w:sz w:val="16"/>
-        </w:rPr>
-        <w:t>=</w:t>
-      </w:r>
-      <w:r>
-        <w:rPr>
-          <w:rFonts w:ascii="Consolas" w:hAnsi="Consolas" w:eastAsia="Consolas"/>
-          <w:color w:val="D4D4D4"/>
-          <w:sz w:val="16"/>
-        </w:rPr>
-        <w:t xml:space="preserve"> </w:t>
-      </w:r>
-      <w:r>
-        <w:rPr>
-          <w:rFonts w:ascii="Consolas" w:hAnsi="Consolas" w:eastAsia="Consolas"/>
-          <w:color w:val="4EC9B0"/>
-          <w:sz w:val="16"/>
-        </w:rPr>
-        <w:t>Payment</w:t>
-      </w:r>
-      <w:r>
-        <w:rPr>
-          <w:rFonts w:ascii="Consolas" w:hAnsi="Consolas" w:eastAsia="Consolas"/>
-          <w:color w:val="D4D4D4"/>
-          <w:sz w:val="16"/>
-        </w:rPr>
-        <w:t>:</w:t>
-      </w:r>
-      <w:r>
-        <w:rPr>
-          <w:rFonts w:ascii="Consolas" w:hAnsi="Consolas" w:eastAsia="Consolas"/>
-          <w:color w:val="D4D4D4"/>
-          <w:sz w:val="16"/>
-        </w:rPr>
-        <w:t>:</w:t>
-      </w:r>
-      <w:r>
-        <w:rPr>
-          <w:rFonts w:ascii="Consolas" w:hAnsi="Consolas" w:eastAsia="Consolas"/>
-          <w:color w:val="DCDCAA"/>
-          <w:sz w:val="16"/>
-        </w:rPr>
-        <w:t>query</w:t>
-      </w:r>
-      <w:r>
-        <w:rPr>
-          <w:rFonts w:ascii="Consolas" w:hAnsi="Consolas" w:eastAsia="Consolas"/>
-          <w:color w:val="D4D4D4"/>
-          <w:sz w:val="16"/>
-        </w:rPr>
-        <w:t>(</w:t>
-      </w:r>
-      <w:r>
-        <w:rPr>
-          <w:rFonts w:ascii="Consolas" w:hAnsi="Consolas" w:eastAsia="Consolas"/>
-          <w:color w:val="D4D4D4"/>
-          <w:sz w:val="16"/>
-        </w:rPr>
-        <w:t>)</w:t>
-      </w:r>
-      <w:r>
-        <w:rPr>
-          <w:rFonts w:ascii="Consolas" w:hAnsi="Consolas" w:eastAsia="Consolas"/>
-          <w:color w:val="D4D4D4"/>
-          <w:sz w:val="16"/>
-        </w:rPr>
-        <w:br/>
-        <w:t xml:space="preserve">        </w:t>
-      </w:r>
-      <w:r>
-        <w:rPr>
-          <w:rFonts w:ascii="Consolas" w:hAnsi="Consolas" w:eastAsia="Consolas"/>
-          <w:color w:val="D4D4D4"/>
-          <w:sz w:val="16"/>
-        </w:rPr>
-        <w:t>-</w:t>
-      </w:r>
-      <w:r>
-        <w:rPr>
-          <w:rFonts w:ascii="Consolas" w:hAnsi="Consolas" w:eastAsia="Consolas"/>
-          <w:color w:val="D4D4D4"/>
-          <w:sz w:val="16"/>
-        </w:rPr>
-        <w:t>&gt;</w:t>
-      </w:r>
-      <w:r>
-        <w:rPr>
-          <w:rFonts w:ascii="Consolas" w:hAnsi="Consolas" w:eastAsia="Consolas"/>
-          <w:color w:val="DCDCAA"/>
-          <w:sz w:val="16"/>
-        </w:rPr>
-        <w:t>where</w:t>
-      </w:r>
-      <w:r>
-        <w:rPr>
-          <w:rFonts w:ascii="Consolas" w:hAnsi="Consolas" w:eastAsia="Consolas"/>
-          <w:color w:val="D4D4D4"/>
-          <w:sz w:val="16"/>
-        </w:rPr>
-        <w:t>(</w:t>
-      </w:r>
-      <w:r>
-        <w:rPr>
-          <w:rFonts w:ascii="Consolas" w:hAnsi="Consolas" w:eastAsia="Consolas"/>
-          <w:color w:val="CE9178"/>
-          <w:sz w:val="16"/>
-        </w:rPr>
-        <w:t>'provider_reference'</w:t>
-      </w:r>
-      <w:r>
-        <w:rPr>
-          <w:rFonts w:ascii="Consolas" w:hAnsi="Consolas" w:eastAsia="Consolas"/>
-          <w:color w:val="D4D4D4"/>
-          <w:sz w:val="16"/>
-        </w:rPr>
-        <w:t>,</w:t>
-      </w:r>
-      <w:r>
-        <w:rPr>
-          <w:rFonts w:ascii="Consolas" w:hAnsi="Consolas" w:eastAsia="Consolas"/>
-          <w:color w:val="D4D4D4"/>
-          <w:sz w:val="16"/>
-        </w:rPr>
-        <w:t xml:space="preserve"> </w:t>
-      </w:r>
-      <w:r>
-        <w:rPr>
-          <w:rFonts w:ascii="Consolas" w:hAnsi="Consolas" w:eastAsia="Consolas"/>
-          <w:color w:val="9CDCFE"/>
-          <w:sz w:val="16"/>
-        </w:rPr>
-        <w:t>$payload</w:t>
-      </w:r>
-      <w:r>
-        <w:rPr>
-          <w:rFonts w:ascii="Consolas" w:hAnsi="Consolas" w:eastAsia="Consolas"/>
-          <w:color w:val="D4D4D4"/>
-          <w:sz w:val="16"/>
-        </w:rPr>
-        <w:t>-</w:t>
-      </w:r>
-      <w:r>
-        <w:rPr>
-          <w:rFonts w:ascii="Consolas" w:hAnsi="Consolas" w:eastAsia="Consolas"/>
-          <w:color w:val="D4D4D4"/>
-          <w:sz w:val="16"/>
-        </w:rPr>
-        <w:t>&gt;</w:t>
-      </w:r>
-      <w:r>
-        <w:rPr>
-          <w:rFonts w:ascii="Consolas" w:hAnsi="Consolas" w:eastAsia="Consolas"/>
-          <w:color w:val="D4D4D4"/>
-          <w:sz w:val="16"/>
-        </w:rPr>
-        <w:t>reference</w:t>
-      </w:r>
-      <w:r>
-        <w:rPr>
-          <w:rFonts w:ascii="Consolas" w:hAnsi="Consolas" w:eastAsia="Consolas"/>
-          <w:color w:val="D4D4D4"/>
-          <w:sz w:val="16"/>
-        </w:rPr>
-        <w:t>)</w:t>
-      </w:r>
-      <w:r>
-        <w:rPr>
-          <w:rFonts w:ascii="Consolas" w:hAnsi="Consolas" w:eastAsia="Consolas"/>
-          <w:color w:val="D4D4D4"/>
-          <w:sz w:val="16"/>
-        </w:rPr>
-        <w:br/>
-        <w:t xml:space="preserve">        </w:t>
-      </w:r>
-      <w:r>
-        <w:rPr>
-          <w:rFonts w:ascii="Consolas" w:hAnsi="Consolas" w:eastAsia="Consolas"/>
-          <w:color w:val="D4D4D4"/>
-          <w:sz w:val="16"/>
-        </w:rPr>
-        <w:t>-</w:t>
-      </w:r>
-      <w:r>
-        <w:rPr>
-          <w:rFonts w:ascii="Consolas" w:hAnsi="Consolas" w:eastAsia="Consolas"/>
-          <w:color w:val="D4D4D4"/>
-          <w:sz w:val="16"/>
-        </w:rPr>
-        <w:t>&gt;</w:t>
-      </w:r>
-      <w:r>
-        <w:rPr>
-          <w:rFonts w:ascii="Consolas" w:hAnsi="Consolas" w:eastAsia="Consolas"/>
-          <w:color w:val="DCDCAA"/>
-          <w:sz w:val="16"/>
-        </w:rPr>
-        <w:t>lockForUpdate</w:t>
-      </w:r>
-      <w:r>
-        <w:rPr>
-          <w:rFonts w:ascii="Consolas" w:hAnsi="Consolas" w:eastAsia="Consolas"/>
-          <w:color w:val="D4D4D4"/>
-          <w:sz w:val="16"/>
-        </w:rPr>
-        <w:t>(</w:t>
-      </w:r>
-      <w:r>
-        <w:rPr>
-          <w:rFonts w:ascii="Consolas" w:hAnsi="Consolas" w:eastAsia="Consolas"/>
-          <w:color w:val="D4D4D4"/>
-          <w:sz w:val="16"/>
-        </w:rPr>
-        <w:t>)</w:t>
-      </w:r>
-      <w:r>
-        <w:rPr>
-          <w:rFonts w:ascii="Consolas" w:hAnsi="Consolas" w:eastAsia="Consolas"/>
-          <w:color w:val="D4D4D4"/>
-          <w:sz w:val="16"/>
-        </w:rPr>
-        <w:br/>
-        <w:t xml:space="preserve">        </w:t>
-      </w:r>
-      <w:r>
-        <w:rPr>
-          <w:rFonts w:ascii="Consolas" w:hAnsi="Consolas" w:eastAsia="Consolas"/>
-          <w:color w:val="D4D4D4"/>
-          <w:sz w:val="16"/>
-        </w:rPr>
-        <w:t>-</w:t>
-      </w:r>
-      <w:r>
-        <w:rPr>
-          <w:rFonts w:ascii="Consolas" w:hAnsi="Consolas" w:eastAsia="Consolas"/>
-          <w:color w:val="D4D4D4"/>
-          <w:sz w:val="16"/>
-        </w:rPr>
-        <w:t>&gt;</w:t>
-      </w:r>
-      <w:r>
-        <w:rPr>
-          <w:rFonts w:ascii="Consolas" w:hAnsi="Consolas" w:eastAsia="Consolas"/>
-          <w:color w:val="DCDCAA"/>
-          <w:sz w:val="16"/>
-        </w:rPr>
-        <w:t>firstOrFail</w:t>
-      </w:r>
-      <w:r>
-        <w:rPr>
-          <w:rFonts w:ascii="Consolas" w:hAnsi="Consolas" w:eastAsia="Consolas"/>
-          <w:color w:val="D4D4D4"/>
-          <w:sz w:val="16"/>
-        </w:rPr>
-        <w:t>(</w:t>
-      </w:r>
-      <w:r>
-        <w:rPr>
-          <w:rFonts w:ascii="Consolas" w:hAnsi="Consolas" w:eastAsia="Consolas"/>
-          <w:color w:val="D4D4D4"/>
-          <w:sz w:val="16"/>
-        </w:rPr>
-        <w:t>)</w:t>
-      </w:r>
-      <w:r>
-        <w:rPr>
-          <w:rFonts w:ascii="Consolas" w:hAnsi="Consolas" w:eastAsia="Consolas"/>
-          <w:color w:val="D4D4D4"/>
-          <w:sz w:val="16"/>
-        </w:rPr>
-        <w:t>;</w:t>
-      </w:r>
-      <w:r>
-        <w:rPr>
-          <w:rFonts w:ascii="Consolas" w:hAnsi="Consolas" w:eastAsia="Consolas"/>
-          <w:color w:val="D4D4D4"/>
-          <w:sz w:val="16"/>
-        </w:rPr>
-        <w:br/>
-        <w:br/>
-        <w:t xml:space="preserve">    </w:t>
-      </w:r>
-      <w:r>
-        <w:rPr>
-          <w:rFonts w:ascii="Consolas" w:hAnsi="Consolas" w:eastAsia="Consolas"/>
-          <w:color w:val="9CDCFE"/>
-          <w:sz w:val="16"/>
-        </w:rPr>
-        <w:t>$this</w:t>
-      </w:r>
-      <w:r>
-        <w:rPr>
-          <w:rFonts w:ascii="Consolas" w:hAnsi="Consolas" w:eastAsia="Consolas"/>
-          <w:color w:val="D4D4D4"/>
-          <w:sz w:val="16"/>
-        </w:rPr>
-        <w:t>-</w:t>
-      </w:r>
-      <w:r>
-        <w:rPr>
-          <w:rFonts w:ascii="Consolas" w:hAnsi="Consolas" w:eastAsia="Consolas"/>
-          <w:color w:val="D4D4D4"/>
-          <w:sz w:val="16"/>
-        </w:rPr>
-        <w:t>&gt;</w:t>
-      </w:r>
-      <w:r>
-        <w:rPr>
-          <w:rFonts w:ascii="Consolas" w:hAnsi="Consolas" w:eastAsia="Consolas"/>
-          <w:color w:val="DCDCAA"/>
-          <w:sz w:val="16"/>
-        </w:rPr>
-        <w:t>assertValidTransition</w:t>
-      </w:r>
-      <w:r>
-        <w:rPr>
-          <w:rFonts w:ascii="Consolas" w:hAnsi="Consolas" w:eastAsia="Consolas"/>
-          <w:color w:val="D4D4D4"/>
-          <w:sz w:val="16"/>
-        </w:rPr>
-        <w:t>(</w:t>
-      </w:r>
-      <w:r>
-        <w:rPr>
-          <w:rFonts w:ascii="Consolas" w:hAnsi="Consolas" w:eastAsia="Consolas"/>
-          <w:color w:val="9CDCFE"/>
-          <w:sz w:val="16"/>
-        </w:rPr>
-        <w:t>$payment</w:t>
-      </w:r>
-      <w:r>
-        <w:rPr>
-          <w:rFonts w:ascii="Consolas" w:hAnsi="Consolas" w:eastAsia="Consolas"/>
-          <w:color w:val="D4D4D4"/>
-          <w:sz w:val="16"/>
-        </w:rPr>
-        <w:t>,</w:t>
-      </w:r>
-      <w:r>
-        <w:rPr>
-          <w:rFonts w:ascii="Consolas" w:hAnsi="Consolas" w:eastAsia="Consolas"/>
-          <w:color w:val="D4D4D4"/>
-          <w:sz w:val="16"/>
-        </w:rPr>
-        <w:t xml:space="preserve"> </w:t>
-      </w:r>
-      <w:r>
-        <w:rPr>
-          <w:rFonts w:ascii="Consolas" w:hAnsi="Consolas" w:eastAsia="Consolas"/>
-          <w:color w:val="9CDCFE"/>
-          <w:sz w:val="16"/>
-        </w:rPr>
-        <w:t>$payload</w:t>
-      </w:r>
-      <w:r>
-        <w:rPr>
-          <w:rFonts w:ascii="Consolas" w:hAnsi="Consolas" w:eastAsia="Consolas"/>
-          <w:color w:val="D4D4D4"/>
-          <w:sz w:val="16"/>
-        </w:rPr>
-        <w:t>)</w:t>
-      </w:r>
-      <w:r>
-        <w:rPr>
-          <w:rFonts w:ascii="Consolas" w:hAnsi="Consolas" w:eastAsia="Consolas"/>
-          <w:color w:val="D4D4D4"/>
-          <w:sz w:val="16"/>
-        </w:rPr>
-        <w:t>;</w:t>
-      </w:r>
-      <w:r>
-        <w:rPr>
-          <w:rFonts w:ascii="Consolas" w:hAnsi="Consolas" w:eastAsia="Consolas"/>
-          <w:color w:val="D4D4D4"/>
-          <w:sz w:val="16"/>
-        </w:rPr>
-        <w:br/>
-        <w:t xml:space="preserve">    </w:t>
-      </w:r>
-      <w:r>
-        <w:rPr>
-          <w:rFonts w:ascii="Consolas" w:hAnsi="Consolas" w:eastAsia="Consolas"/>
-          <w:color w:val="9CDCFE"/>
-          <w:sz w:val="16"/>
-        </w:rPr>
-        <w:t>$this</w:t>
-      </w:r>
-      <w:r>
-        <w:rPr>
-          <w:rFonts w:ascii="Consolas" w:hAnsi="Consolas" w:eastAsia="Consolas"/>
-          <w:color w:val="D4D4D4"/>
-          <w:sz w:val="16"/>
-        </w:rPr>
-        <w:t>-</w:t>
-      </w:r>
-      <w:r>
-        <w:rPr>
-          <w:rFonts w:ascii="Consolas" w:hAnsi="Consolas" w:eastAsia="Consolas"/>
-          <w:color w:val="D4D4D4"/>
-          <w:sz w:val="16"/>
-        </w:rPr>
-        <w:t>&gt;</w:t>
-      </w:r>
-      <w:r>
-        <w:rPr>
-          <w:rFonts w:ascii="Consolas" w:hAnsi="Consolas" w:eastAsia="Consolas"/>
-          <w:color w:val="DCDCAA"/>
-          <w:sz w:val="16"/>
-        </w:rPr>
-        <w:t>writeBalancedLedgerAndOutbox</w:t>
-      </w:r>
-      <w:r>
-        <w:rPr>
-          <w:rFonts w:ascii="Consolas" w:hAnsi="Consolas" w:eastAsia="Consolas"/>
-          <w:color w:val="D4D4D4"/>
-          <w:sz w:val="16"/>
-        </w:rPr>
-        <w:t>(</w:t>
-      </w:r>
-      <w:r>
-        <w:rPr>
-          <w:rFonts w:ascii="Consolas" w:hAnsi="Consolas" w:eastAsia="Consolas"/>
-          <w:color w:val="9CDCFE"/>
-          <w:sz w:val="16"/>
-        </w:rPr>
-        <w:t>$payment</w:t>
-      </w:r>
-      <w:r>
-        <w:rPr>
-          <w:rFonts w:ascii="Consolas" w:hAnsi="Consolas" w:eastAsia="Consolas"/>
-          <w:color w:val="D4D4D4"/>
-          <w:sz w:val="16"/>
-        </w:rPr>
-        <w:t>,</w:t>
-      </w:r>
-      <w:r>
-        <w:rPr>
-          <w:rFonts w:ascii="Consolas" w:hAnsi="Consolas" w:eastAsia="Consolas"/>
-          <w:color w:val="D4D4D4"/>
-          <w:sz w:val="16"/>
-        </w:rPr>
-        <w:t xml:space="preserve"> </w:t>
-      </w:r>
-      <w:r>
-        <w:rPr>
-          <w:rFonts w:ascii="Consolas" w:hAnsi="Consolas" w:eastAsia="Consolas"/>
-          <w:color w:val="9CDCFE"/>
-          <w:sz w:val="16"/>
-        </w:rPr>
-        <w:t>$event</w:t>
-      </w:r>
-      <w:r>
-        <w:rPr>
-          <w:rFonts w:ascii="Consolas" w:hAnsi="Consolas" w:eastAsia="Consolas"/>
-          <w:color w:val="D4D4D4"/>
-          <w:sz w:val="16"/>
-        </w:rPr>
-        <w:t>)</w:t>
-      </w:r>
-      <w:r>
-        <w:rPr>
-          <w:rFonts w:ascii="Consolas" w:hAnsi="Consolas" w:eastAsia="Consolas"/>
-          <w:color w:val="D4D4D4"/>
-          <w:sz w:val="16"/>
-        </w:rPr>
-        <w:t>;</w:t>
-      </w:r>
-      <w:r>
-        <w:rPr>
-          <w:rFonts w:ascii="Consolas" w:hAnsi="Consolas" w:eastAsia="Consolas"/>
-          <w:color w:val="D4D4D4"/>
-          <w:sz w:val="16"/>
-        </w:rPr>
-        <w:br/>
-        <w:br/>
-        <w:t xml:space="preserve">    </w:t>
-      </w:r>
-      <w:r>
-        <w:rPr>
-          <w:rFonts w:ascii="Consolas" w:hAnsi="Consolas" w:eastAsia="Consolas"/>
-          <w:color w:val="4EC9B0"/>
-          <w:sz w:val="16"/>
-        </w:rPr>
-        <w:t>PublishOutbox</w:t>
-      </w:r>
-      <w:r>
-        <w:rPr>
-          <w:rFonts w:ascii="Consolas" w:hAnsi="Consolas" w:eastAsia="Consolas"/>
-          <w:color w:val="D4D4D4"/>
-          <w:sz w:val="16"/>
-        </w:rPr>
-        <w:t>:</w:t>
-      </w:r>
-      <w:r>
-        <w:rPr>
-          <w:rFonts w:ascii="Consolas" w:hAnsi="Consolas" w:eastAsia="Consolas"/>
-          <w:color w:val="D4D4D4"/>
-          <w:sz w:val="16"/>
-        </w:rPr>
-        <w:t>:</w:t>
-      </w:r>
-      <w:r>
-        <w:rPr>
-          <w:rFonts w:ascii="Consolas" w:hAnsi="Consolas" w:eastAsia="Consolas"/>
-          <w:color w:val="DCDCAA"/>
-          <w:sz w:val="16"/>
-        </w:rPr>
-        <w:t>dispatch</w:t>
-      </w:r>
-      <w:r>
-        <w:rPr>
-          <w:rFonts w:ascii="Consolas" w:hAnsi="Consolas" w:eastAsia="Consolas"/>
-          <w:color w:val="D4D4D4"/>
-          <w:sz w:val="16"/>
-        </w:rPr>
-        <w:t>(</w:t>
-      </w:r>
-      <w:r>
-        <w:rPr>
-          <w:rFonts w:ascii="Consolas" w:hAnsi="Consolas" w:eastAsia="Consolas"/>
-          <w:color w:val="9CDCFE"/>
-          <w:sz w:val="16"/>
-        </w:rPr>
-        <w:t>$event</w:t>
-      </w:r>
-      <w:r>
-        <w:rPr>
-          <w:rFonts w:ascii="Consolas" w:hAnsi="Consolas" w:eastAsia="Consolas"/>
-          <w:color w:val="D4D4D4"/>
-          <w:sz w:val="16"/>
-        </w:rPr>
-        <w:t>-</w:t>
-      </w:r>
-      <w:r>
-        <w:rPr>
-          <w:rFonts w:ascii="Consolas" w:hAnsi="Consolas" w:eastAsia="Consolas"/>
-          <w:color w:val="D4D4D4"/>
-          <w:sz w:val="16"/>
-        </w:rPr>
-        <w:t>&gt;</w:t>
-      </w:r>
-      <w:r>
-        <w:rPr>
-          <w:rFonts w:ascii="Consolas" w:hAnsi="Consolas" w:eastAsia="Consolas"/>
-          <w:color w:val="D4D4D4"/>
-          <w:sz w:val="16"/>
-        </w:rPr>
-        <w:t>id</w:t>
-      </w:r>
-      <w:r>
-        <w:rPr>
-          <w:rFonts w:ascii="Consolas" w:hAnsi="Consolas" w:eastAsia="Consolas"/>
-          <w:color w:val="D4D4D4"/>
-          <w:sz w:val="16"/>
-        </w:rPr>
-        <w:t>)</w:t>
-      </w:r>
-      <w:r>
-        <w:rPr>
-          <w:rFonts w:ascii="Consolas" w:hAnsi="Consolas" w:eastAsia="Consolas"/>
-          <w:color w:val="D4D4D4"/>
-          <w:sz w:val="16"/>
-        </w:rPr>
-        <w:t>-</w:t>
-      </w:r>
-      <w:r>
-        <w:rPr>
-          <w:rFonts w:ascii="Consolas" w:hAnsi="Consolas" w:eastAsia="Consolas"/>
-          <w:color w:val="D4D4D4"/>
-          <w:sz w:val="16"/>
-        </w:rPr>
-        <w:t>&gt;</w:t>
-      </w:r>
-      <w:r>
-        <w:rPr>
-          <w:rFonts w:ascii="Consolas" w:hAnsi="Consolas" w:eastAsia="Consolas"/>
-          <w:color w:val="DCDCAA"/>
-          <w:sz w:val="16"/>
-        </w:rPr>
-        <w:t>afterCommit</w:t>
-      </w:r>
-      <w:r>
-        <w:rPr>
-          <w:rFonts w:ascii="Consolas" w:hAnsi="Consolas" w:eastAsia="Consolas"/>
-          <w:color w:val="D4D4D4"/>
-          <w:sz w:val="16"/>
-        </w:rPr>
-        <w:t>(</w:t>
-      </w:r>
-      <w:r>
-        <w:rPr>
-          <w:rFonts w:ascii="Consolas" w:hAnsi="Consolas" w:eastAsia="Consolas"/>
-          <w:color w:val="D4D4D4"/>
-          <w:sz w:val="16"/>
-        </w:rPr>
-        <w:t>)</w:t>
-      </w:r>
-      <w:r>
-        <w:rPr>
-          <w:rFonts w:ascii="Consolas" w:hAnsi="Consolas" w:eastAsia="Consolas"/>
-          <w:color w:val="D4D4D4"/>
-          <w:sz w:val="16"/>
-        </w:rPr>
-        <w:t>;</w:t>
-      </w:r>
-      <w:r>
-        <w:rPr>
-          <w:rFonts w:ascii="Consolas" w:hAnsi="Consolas" w:eastAsia="Consolas"/>
-          <w:color w:val="D4D4D4"/>
-          <w:sz w:val="16"/>
-        </w:rPr>
-        <w:br/>
-        <w:br/>
-        <w:t xml:space="preserve">    </w:t>
-      </w:r>
-      <w:r>
-        <w:rPr>
-          <w:rFonts w:ascii="Consolas" w:hAnsi="Consolas" w:eastAsia="Consolas"/>
-          <w:color w:val="569CD6"/>
-          <w:sz w:val="16"/>
-        </w:rPr>
-        <w:t>return</w:t>
-      </w:r>
-      <w:r>
-        <w:rPr>
-          <w:rFonts w:ascii="Consolas" w:hAnsi="Consolas" w:eastAsia="Consolas"/>
-          <w:color w:val="D4D4D4"/>
-          <w:sz w:val="16"/>
-        </w:rPr>
-        <w:t xml:space="preserve"> </w:t>
-      </w:r>
-      <w:r>
-        <w:rPr>
-          <w:rFonts w:ascii="Consolas" w:hAnsi="Consolas" w:eastAsia="Consolas"/>
-          <w:color w:val="9CDCFE"/>
-          <w:sz w:val="16"/>
-        </w:rPr>
-        <w:t>$event</w:t>
-      </w:r>
-      <w:r>
-        <w:rPr>
-          <w:rFonts w:ascii="Consolas" w:hAnsi="Consolas" w:eastAsia="Consolas"/>
-          <w:color w:val="D4D4D4"/>
-          <w:sz w:val="16"/>
-        </w:rPr>
-        <w:t>;</w:t>
-      </w:r>
-      <w:r>
-        <w:rPr>
-          <w:rFonts w:ascii="Consolas" w:hAnsi="Consolas" w:eastAsia="Consolas"/>
-          <w:color w:val="D4D4D4"/>
-          <w:sz w:val="16"/>
-        </w:rPr>
-        <w:br/>
-      </w:r>
-      <w:r>
-        <w:rPr>
-          <w:rFonts w:ascii="Consolas" w:hAnsi="Consolas" w:eastAsia="Consolas"/>
-          <w:color w:val="D4D4D4"/>
-          <w:sz w:val="16"/>
-        </w:rPr>
-        <w:t>}</w:t>
-      </w:r>
-      <w:r>
-        <w:rPr>
-          <w:rFonts w:ascii="Consolas" w:hAnsi="Consolas" w:eastAsia="Consolas"/>
-          <w:color w:val="D4D4D4"/>
-          <w:sz w:val="16"/>
-        </w:rPr>
-        <w:t>,</w:t>
-      </w:r>
-      <w:r>
-        <w:rPr>
-          <w:rFonts w:ascii="Consolas" w:hAnsi="Consolas" w:eastAsia="Consolas"/>
-          <w:color w:val="D4D4D4"/>
-          <w:sz w:val="16"/>
-        </w:rPr>
-        <w:t xml:space="preserve"> </w:t>
-      </w:r>
-      <w:r>
-        <w:rPr>
-          <w:rFonts w:ascii="Consolas" w:hAnsi="Consolas" w:eastAsia="Consolas"/>
-          <w:color w:val="D4D4D4"/>
-          <w:sz w:val="16"/>
-        </w:rPr>
-        <w:t>attempts</w:t>
-      </w:r>
-      <w:r>
-        <w:rPr>
-          <w:rFonts w:ascii="Consolas" w:hAnsi="Consolas" w:eastAsia="Consolas"/>
-          <w:color w:val="D4D4D4"/>
-          <w:sz w:val="16"/>
-        </w:rPr>
-        <w:t>:</w:t>
-      </w:r>
-      <w:r>
-        <w:rPr>
-          <w:rFonts w:ascii="Consolas" w:hAnsi="Consolas" w:eastAsia="Consolas"/>
-          <w:color w:val="D4D4D4"/>
-          <w:sz w:val="16"/>
-        </w:rPr>
-        <w:t xml:space="preserve"> </w:t>
-      </w:r>
-      <w:r>
-        <w:rPr>
-          <w:rFonts w:ascii="Consolas" w:hAnsi="Consolas" w:eastAsia="Consolas"/>
-          <w:color w:val="D4D4D4"/>
-          <w:sz w:val="16"/>
-        </w:rPr>
-        <w:t>5</w:t>
-      </w:r>
-      <w:r>
-        <w:rPr>
-          <w:rFonts w:ascii="Consolas" w:hAnsi="Consolas" w:eastAsia="Consolas"/>
-          <w:color w:val="D4D4D4"/>
-          <w:sz w:val="16"/>
-        </w:rPr>
-        <w:t>)</w:t>
-      </w:r>
-      <w:r>
-        <w:rPr>
-          <w:rFonts w:ascii="Consolas" w:hAnsi="Consolas" w:eastAsia="Consolas"/>
-          <w:color w:val="D4D4D4"/>
-          <w:sz w:val="16"/>
-        </w:rPr>
-        <w:t>;</w:t>
+        <w:t xml:space="preserve">);</w:t>
       </w:r>
     </w:p>
     <w:p>
@@ -3470,7 +2751,7 @@
           <w:rFonts w:ascii="Aptos Display" w:hAnsi="Aptos Display"/>
           <w:color w:val="1F2937"/>
         </w:rPr>
-        <w:t>Rencana Waktu 6 Jam</w:t>
+        <w:t>Rencana Waktu — 3 Jam 30 Menit Efektif di Kelas</w:t>
       </w:r>
     </w:p>
     <w:tbl>
@@ -3773,7 +3054,7 @@
                 <w:color w:val="1F2937"/>
                 <w:sz w:val="16"/>
               </w:rPr>
-              <w:t>45</w:t>
+              <w:t>30</w:t>
             </w:r>
           </w:p>
         </w:tc>
@@ -3883,7 +3164,7 @@
                 <w:color w:val="1F2937"/>
                 <w:sz w:val="16"/>
               </w:rPr>
-              <w:t>60</w:t>
+              <w:t>30</w:t>
             </w:r>
           </w:p>
         </w:tc>
@@ -3993,7 +3274,7 @@
                 <w:color w:val="1F2937"/>
                 <w:sz w:val="16"/>
               </w:rPr>
-              <w:t>60</w:t>
+              <w:t>30</w:t>
             </w:r>
           </w:p>
         </w:tc>
@@ -4103,7 +3384,7 @@
                 <w:color w:val="1F2937"/>
                 <w:sz w:val="16"/>
               </w:rPr>
-              <w:t>75</w:t>
+              <w:t>30</w:t>
             </w:r>
           </w:p>
         </w:tc>
@@ -4213,7 +3494,7 @@
                 <w:color w:val="1F2937"/>
                 <w:sz w:val="16"/>
               </w:rPr>
-              <w:t>45</w:t>
+              <w:t>30</w:t>
             </w:r>
           </w:p>
         </w:tc>
@@ -4323,7 +3604,7 @@
                 <w:color w:val="1F2937"/>
                 <w:sz w:val="16"/>
               </w:rPr>
-              <w:t>45</w:t>
+              <w:t>30</w:t>
             </w:r>
           </w:p>
         </w:tc>
@@ -4391,7 +3672,7 @@
         <w:rPr>
           <w:rFonts w:ascii="Aptos" w:hAnsi="Aptos"/>
         </w:rPr>
-        <w:t>Total alokasi: 360 menit.</w:t>
+        <w:t>Total efektif di kelas: 210 menit (7 tahap × 30 menit). Tugas mandiri di luar kelas: hingga 120 menit (2 jam) untuk pekerjaan sejenis yang bersifat mengulang — misalnya bila di kelas membuat CRUD untuk 2 tabel, di luar kelas kerjakan CRUD untuk 3 tabel lainnya.</w:t>
       </w:r>
     </w:p>
     <w:p>
@@ -4587,7 +3868,7 @@
           <w:rFonts w:ascii="Aptos Display" w:hAnsi="Aptos Display"/>
           <w:color w:val="FF2D20"/>
         </w:rPr>
-        <w:t>Tahap 2 — Verify dan normalize event (45 menit)</w:t>
+        <w:t>Tahap 2 — Verify dan normalize event (30 menit)</w:t>
       </w:r>
     </w:p>
     <w:p>
@@ -4803,7 +4084,7 @@
           <w:rFonts w:ascii="Aptos Display" w:hAnsi="Aptos Display"/>
           <w:color w:val="FF2D20"/>
         </w:rPr>
-        <w:t>Tahap 3 — Persist payment_event idempoten (60 menit)</w:t>
+        <w:t>Tahap 3 — Persist payment_event idempoten (30 menit)</w:t>
       </w:r>
     </w:p>
     <w:p>
@@ -4992,7 +4273,7 @@
           <w:rFonts w:ascii="Aptos Display" w:hAnsi="Aptos Display"/>
           <w:color w:val="FF2D20"/>
         </w:rPr>
-        <w:t>Tahap 4 — Atomic settlement dan status (60 menit)</w:t>
+        <w:t>Tahap 4 — Atomic settlement dan status (30 menit)</w:t>
       </w:r>
     </w:p>
     <w:p>
@@ -5181,7 +4462,7 @@
           <w:rFonts w:ascii="Aptos Display" w:hAnsi="Aptos Display"/>
           <w:color w:val="FF2D20"/>
         </w:rPr>
-        <w:t>Tahap 5 — Ledger split allocation (75 menit)</w:t>
+        <w:t>Tahap 5 — Ledger split allocation (30 menit)</w:t>
       </w:r>
     </w:p>
     <w:p>
@@ -5370,7 +4651,7 @@
           <w:rFonts w:ascii="Aptos Display" w:hAnsi="Aptos Display"/>
           <w:color w:val="FF2D20"/>
         </w:rPr>
-        <w:t>Tahap 6 — Outbox dan after-commit worker (45 menit)</w:t>
+        <w:t>Tahap 6 — Outbox dan after-commit worker (30 menit)</w:t>
       </w:r>
     </w:p>
     <w:p>
@@ -5593,7 +4874,7 @@
           <w:rFonts w:ascii="Aptos Display" w:hAnsi="Aptos Display"/>
           <w:color w:val="FF2D20"/>
         </w:rPr>
-        <w:t>Tahap 7 — Test dan commit (45 menit)</w:t>
+        <w:t>Tahap 7 — Test dan commit (30 menit)</w:t>
       </w:r>
     </w:p>
     <w:p>
@@ -5803,60 +5084,82 @@
     <w:p>
       <w:pPr>
         <w:pStyle w:val="CodeHeader"/>
-        <w:shd w:fill="2D2D30"/>
+        <w:keepNext/>
         <w:pBdr>
-          <w:left w:val="single" w:sz="4" w:space="8" w:color="2D2D30"/>
+          <w:left w:val="single" w:sz="12" w:space="8" w:color="B8DDE0"/>
         </w:pBdr>
+        <w:shd w:val="clear" w:color="auto" w:fill="E4EAED"/>
       </w:pPr>
       <w:r>
         <w:rPr>
           <w:rFonts w:ascii="Consolas" w:hAnsi="Consolas"/>
           <w:b/>
-          <w:color w:val="FFFFFF"/>
+          <w:color w:val="262626"/>
           <w:sz w:val="16"/>
         </w:rPr>
-        <w:t>Lokasi: terminal pada root repository kantin-multi-tenant   •   MODUL 11 — TERMINAL   •   BASH</w:t>
+        <w:t xml:space="preserve">Lokasi: terminal pada root repository kantin-multi-tenant   •   MODUL 11 — TERMINAL   •   BASH</w:t>
       </w:r>
     </w:p>
     <w:p>
       <w:pPr>
         <w:pStyle w:val="CodeBlock"/>
-        <w:shd w:fill="1E1E1E"/>
         <w:pBdr>
-          <w:left w:val="single" w:sz="4" w:space="8" w:color="1E1E1E"/>
+          <w:left w:val="single" w:sz="12" w:space="8" w:color="B8DDE0"/>
         </w:pBdr>
+        <w:shd w:val="clear" w:color="auto" w:fill="F2F3F7"/>
       </w:pPr>
       <w:r>
         <w:rPr>
           <w:rFonts w:ascii="Consolas" w:hAnsi="Consolas"/>
-          <w:color w:val="4EC9B0"/>
+          <w:b/>
+          <w:color w:val="000080"/>
           <w:sz w:val="16"/>
         </w:rPr>
-        <w:t>php</w:t>
+        <w:t xml:space="preserve">php</w:t>
       </w:r>
       <w:r>
         <w:rPr>
           <w:rFonts w:ascii="Consolas" w:hAnsi="Consolas"/>
-          <w:color w:val="D4D4D4"/>
+          <w:color w:val="262626"/>
           <w:sz w:val="16"/>
         </w:rPr>
         <w:t xml:space="preserve"> artisan test</w:t>
+      </w:r>
+      <w:r>
         <w:br/>
-        <w:t xml:space="preserve">./vendor/bin/pint --test</w:t>
+      </w:r>
+      <w:r>
+        <w:rPr>
+          <w:rFonts w:ascii="Consolas" w:hAnsi="Consolas"/>
+          <w:color w:val="262626"/>
+          <w:sz w:val="16"/>
+        </w:rPr>
+        <w:t xml:space="preserve">./vendor/bin/pint </w:t>
+      </w:r>
+      <w:r>
+        <w:rPr>
+          <w:rFonts w:ascii="Consolas" w:hAnsi="Consolas"/>
+          <w:color w:val="0073E6"/>
+          <w:sz w:val="16"/>
+        </w:rPr>
+        <w:t xml:space="preserve">--test</w:t>
+      </w:r>
+      <w:r>
         <w:br/>
       </w:r>
       <w:r>
         <w:rPr>
           <w:rFonts w:ascii="Consolas" w:hAnsi="Consolas"/>
-          <w:color w:val="4EC9B0"/>
+          <w:b/>
+          <w:color w:val="000080"/>
           <w:sz w:val="16"/>
         </w:rPr>
-        <w:t>npm</w:t>
+        <w:t xml:space="preserve">npm</w:t>
       </w:r>
       <w:r>
         <w:rPr>
           <w:rFonts w:ascii="Consolas" w:hAnsi="Consolas"/>
-          <w:color w:val="D4D4D4"/>
+          <w:color w:val="262626"/>
           <w:sz w:val="16"/>
         </w:rPr>
         <w:t xml:space="preserve"> run build</w:t>
@@ -6000,23 +5303,24 @@
     <w:p>
       <w:pPr>
         <w:pStyle w:val="CodeBlock"/>
-        <w:shd w:fill="1E1E1E" w:val="clear"/>
         <w:pBdr>
-          <w:left w:val="single" w:sz="4" w:space="8" w:color="1E1E1E"/>
+          <w:left w:val="single" w:sz="12" w:space="8" w:color="B8DDE0"/>
         </w:pBdr>
+        <w:shd w:val="clear" w:color="auto" w:fill="F2F3F7"/>
       </w:pPr>
       <w:r>
         <w:rPr>
           <w:rFonts w:ascii="Consolas" w:hAnsi="Consolas"/>
-          <w:color w:val="569CD6"/>
+          <w:b/>
+          <w:color w:val="000080"/>
           <w:sz w:val="16"/>
         </w:rPr>
-        <w:t>return</w:t>
+        <w:t xml:space="preserve">return</w:t>
       </w:r>
       <w:r>
         <w:rPr>
           <w:rFonts w:ascii="Consolas" w:hAnsi="Consolas"/>
-          <w:color w:val="D4D4D4"/>
+          <w:color w:val="262626"/>
           <w:sz w:val="16"/>
         </w:rPr>
         <w:t xml:space="preserve"> </w:t>
@@ -6024,47 +5328,48 @@
       <w:r>
         <w:rPr>
           <w:rFonts w:ascii="Consolas" w:hAnsi="Consolas"/>
-          <w:color w:val="4EC9B0"/>
+          <w:color w:val="267F99"/>
           <w:sz w:val="16"/>
         </w:rPr>
-        <w:t>DB</w:t>
+        <w:t xml:space="preserve">DB</w:t>
       </w:r>
       <w:r>
         <w:rPr>
           <w:rFonts w:ascii="Consolas" w:hAnsi="Consolas"/>
-          <w:color w:val="D4D4D4"/>
+          <w:color w:val="262626"/>
           <w:sz w:val="16"/>
         </w:rPr>
-        <w:t>::</w:t>
+        <w:t xml:space="preserve">::</w:t>
       </w:r>
       <w:r>
         <w:rPr>
           <w:rFonts w:ascii="Consolas" w:hAnsi="Consolas"/>
-          <w:color w:val="DCDCAA"/>
+          <w:color w:val="795E26"/>
           <w:sz w:val="16"/>
         </w:rPr>
-        <w:t>transaction</w:t>
+        <w:t xml:space="preserve">transaction</w:t>
       </w:r>
       <w:r>
         <w:rPr>
           <w:rFonts w:ascii="Consolas" w:hAnsi="Consolas"/>
-          <w:color w:val="D4D4D4"/>
+          <w:color w:val="262626"/>
           <w:sz w:val="16"/>
         </w:rPr>
-        <w:t>(</w:t>
+        <w:t xml:space="preserve">(</w:t>
       </w:r>
       <w:r>
         <w:rPr>
           <w:rFonts w:ascii="Consolas" w:hAnsi="Consolas"/>
-          <w:color w:val="569CD6"/>
+          <w:b/>
+          <w:color w:val="000080"/>
           <w:sz w:val="16"/>
         </w:rPr>
-        <w:t>function</w:t>
+        <w:t xml:space="preserve">function</w:t>
       </w:r>
       <w:r>
         <w:rPr>
           <w:rFonts w:ascii="Consolas" w:hAnsi="Consolas"/>
-          <w:color w:val="D4D4D4"/>
+          <w:color w:val="262626"/>
           <w:sz w:val="16"/>
         </w:rPr>
         <w:t xml:space="preserve"> () </w:t>
@@ -6072,15 +5377,16 @@
       <w:r>
         <w:rPr>
           <w:rFonts w:ascii="Consolas" w:hAnsi="Consolas"/>
-          <w:color w:val="569CD6"/>
+          <w:b/>
+          <w:color w:val="000080"/>
           <w:sz w:val="16"/>
         </w:rPr>
-        <w:t>use</w:t>
+        <w:t xml:space="preserve">use</w:t>
       </w:r>
       <w:r>
         <w:rPr>
           <w:rFonts w:ascii="Consolas" w:hAnsi="Consolas"/>
-          <w:color w:val="D4D4D4"/>
+          <w:color w:val="262626"/>
           <w:sz w:val="16"/>
         </w:rPr>
         <w:t xml:space="preserve"> (</w:t>
@@ -6088,15 +5394,15 @@
       <w:r>
         <w:rPr>
           <w:rFonts w:ascii="Consolas" w:hAnsi="Consolas"/>
-          <w:color w:val="9CDCFE"/>
+          <w:color w:val="660E7A"/>
           <w:sz w:val="16"/>
         </w:rPr>
-        <w:t>$event</w:t>
+        <w:t xml:space="preserve">$event</w:t>
       </w:r>
       <w:r>
         <w:rPr>
           <w:rFonts w:ascii="Consolas" w:hAnsi="Consolas"/>
-          <w:color w:val="D4D4D4"/>
+          <w:color w:val="262626"/>
           <w:sz w:val="16"/>
         </w:rPr>
         <w:t xml:space="preserve">): </w:t>
@@ -6104,33 +5410,43 @@
       <w:r>
         <w:rPr>
           <w:rFonts w:ascii="Consolas" w:hAnsi="Consolas"/>
-          <w:color w:val="569CD6"/>
+          <w:b/>
+          <w:color w:val="000080"/>
           <w:sz w:val="16"/>
         </w:rPr>
-        <w:t>string</w:t>
+        <w:t xml:space="preserve">string</w:t>
       </w:r>
       <w:r>
         <w:rPr>
           <w:rFonts w:ascii="Consolas" w:hAnsi="Consolas"/>
-          <w:color w:val="D4D4D4"/>
+          <w:color w:val="262626"/>
           <w:sz w:val="16"/>
         </w:rPr>
         <w:t xml:space="preserve"> {</w:t>
+      </w:r>
+      <w:r>
         <w:br/>
+      </w:r>
+      <w:r>
+        <w:rPr>
+          <w:rFonts w:ascii="Consolas" w:hAnsi="Consolas"/>
+          <w:color w:val="262626"/>
+          <w:sz w:val="16"/>
+        </w:rPr>
         <w:t xml:space="preserve">    </w:t>
       </w:r>
       <w:r>
         <w:rPr>
           <w:rFonts w:ascii="Consolas" w:hAnsi="Consolas"/>
-          <w:color w:val="9CDCFE"/>
+          <w:color w:val="660E7A"/>
           <w:sz w:val="16"/>
         </w:rPr>
-        <w:t>$payment</w:t>
+        <w:t xml:space="preserve">$payment</w:t>
       </w:r>
       <w:r>
         <w:rPr>
           <w:rFonts w:ascii="Consolas" w:hAnsi="Consolas"/>
-          <w:color w:val="D4D4D4"/>
+          <w:color w:val="262626"/>
           <w:sz w:val="16"/>
         </w:rPr>
         <w:t xml:space="preserve"> = </w:t>
@@ -6138,65 +5454,74 @@
       <w:r>
         <w:rPr>
           <w:rFonts w:ascii="Consolas" w:hAnsi="Consolas"/>
-          <w:color w:val="4EC9B0"/>
+          <w:color w:val="267F99"/>
           <w:sz w:val="16"/>
         </w:rPr>
-        <w:t>Payment</w:t>
+        <w:t xml:space="preserve">Payment</w:t>
       </w:r>
       <w:r>
         <w:rPr>
           <w:rFonts w:ascii="Consolas" w:hAnsi="Consolas"/>
-          <w:color w:val="D4D4D4"/>
+          <w:color w:val="262626"/>
           <w:sz w:val="16"/>
         </w:rPr>
-        <w:t>::</w:t>
+        <w:t xml:space="preserve">::</w:t>
       </w:r>
       <w:r>
         <w:rPr>
           <w:rFonts w:ascii="Consolas" w:hAnsi="Consolas"/>
-          <w:color w:val="DCDCAA"/>
+          <w:color w:val="795E26"/>
           <w:sz w:val="16"/>
         </w:rPr>
-        <w:t>query</w:t>
+        <w:t xml:space="preserve">query</w:t>
       </w:r>
       <w:r>
         <w:rPr>
           <w:rFonts w:ascii="Consolas" w:hAnsi="Consolas"/>
-          <w:color w:val="D4D4D4"/>
+          <w:color w:val="262626"/>
           <w:sz w:val="16"/>
         </w:rPr>
-        <w:t>()</w:t>
+        <w:t xml:space="preserve">()</w:t>
+      </w:r>
+      <w:r>
         <w:br/>
+      </w:r>
+      <w:r>
+        <w:rPr>
+          <w:rFonts w:ascii="Consolas" w:hAnsi="Consolas"/>
+          <w:color w:val="262626"/>
+          <w:sz w:val="16"/>
+        </w:rPr>
         <w:t xml:space="preserve">        -&gt;</w:t>
       </w:r>
       <w:r>
         <w:rPr>
           <w:rFonts w:ascii="Consolas" w:hAnsi="Consolas"/>
-          <w:color w:val="DCDCAA"/>
+          <w:color w:val="795E26"/>
           <w:sz w:val="16"/>
         </w:rPr>
-        <w:t>where</w:t>
+        <w:t xml:space="preserve">where</w:t>
       </w:r>
       <w:r>
         <w:rPr>
           <w:rFonts w:ascii="Consolas" w:hAnsi="Consolas"/>
-          <w:color w:val="D4D4D4"/>
+          <w:color w:val="262626"/>
           <w:sz w:val="16"/>
         </w:rPr>
-        <w:t>(</w:t>
+        <w:t xml:space="preserve">(</w:t>
       </w:r>
       <w:r>
         <w:rPr>
           <w:rFonts w:ascii="Consolas" w:hAnsi="Consolas"/>
-          <w:color w:val="CE9178"/>
+          <w:color w:val="00733B"/>
           <w:sz w:val="16"/>
         </w:rPr>
-        <w:t>'payment_reference'</w:t>
+        <w:t xml:space="preserve">'payment_reference'</w:t>
       </w:r>
       <w:r>
         <w:rPr>
           <w:rFonts w:ascii="Consolas" w:hAnsi="Consolas"/>
-          <w:color w:val="D4D4D4"/>
+          <w:color w:val="262626"/>
           <w:sz w:val="16"/>
         </w:rPr>
         <w:t xml:space="preserve">, </w:t>
@@ -6204,70 +5529,116 @@
       <w:r>
         <w:rPr>
           <w:rFonts w:ascii="Consolas" w:hAnsi="Consolas"/>
-          <w:color w:val="9CDCFE"/>
+          <w:color w:val="660E7A"/>
           <w:sz w:val="16"/>
         </w:rPr>
-        <w:t>$event</w:t>
+        <w:t xml:space="preserve">$event</w:t>
       </w:r>
       <w:r>
         <w:rPr>
           <w:rFonts w:ascii="Consolas" w:hAnsi="Consolas"/>
-          <w:color w:val="D4D4D4"/>
+          <w:color w:val="262626"/>
           <w:sz w:val="16"/>
         </w:rPr>
-        <w:t>-&gt;paymentReference)</w:t>
+        <w:t xml:space="preserve">-&gt;</w:t>
+      </w:r>
+      <w:r>
+        <w:rPr>
+          <w:rFonts w:ascii="Consolas" w:hAnsi="Consolas"/>
+          <w:color w:val="660E7A"/>
+          <w:sz w:val="16"/>
+        </w:rPr>
+        <w:t xml:space="preserve">paymentReference</w:t>
+      </w:r>
+      <w:r>
+        <w:rPr>
+          <w:rFonts w:ascii="Consolas" w:hAnsi="Consolas"/>
+          <w:color w:val="262626"/>
+          <w:sz w:val="16"/>
+        </w:rPr>
+        <w:t xml:space="preserve">)</w:t>
+      </w:r>
+      <w:r>
         <w:br/>
+      </w:r>
+      <w:r>
+        <w:rPr>
+          <w:rFonts w:ascii="Consolas" w:hAnsi="Consolas"/>
+          <w:color w:val="262626"/>
+          <w:sz w:val="16"/>
+        </w:rPr>
         <w:t xml:space="preserve">        -&gt;</w:t>
       </w:r>
       <w:r>
         <w:rPr>
           <w:rFonts w:ascii="Consolas" w:hAnsi="Consolas"/>
-          <w:color w:val="DCDCAA"/>
+          <w:color w:val="795E26"/>
           <w:sz w:val="16"/>
         </w:rPr>
-        <w:t>lockForUpdate</w:t>
+        <w:t xml:space="preserve">lockForUpdate</w:t>
       </w:r>
       <w:r>
         <w:rPr>
           <w:rFonts w:ascii="Consolas" w:hAnsi="Consolas"/>
-          <w:color w:val="D4D4D4"/>
+          <w:color w:val="262626"/>
           <w:sz w:val="16"/>
         </w:rPr>
-        <w:t>()</w:t>
+        <w:t xml:space="preserve">()</w:t>
+      </w:r>
+      <w:r>
         <w:br/>
+      </w:r>
+      <w:r>
+        <w:rPr>
+          <w:rFonts w:ascii="Consolas" w:hAnsi="Consolas"/>
+          <w:color w:val="262626"/>
+          <w:sz w:val="16"/>
+        </w:rPr>
         <w:t xml:space="preserve">        -&gt;</w:t>
       </w:r>
       <w:r>
         <w:rPr>
           <w:rFonts w:ascii="Consolas" w:hAnsi="Consolas"/>
-          <w:color w:val="DCDCAA"/>
+          <w:color w:val="795E26"/>
           <w:sz w:val="16"/>
         </w:rPr>
-        <w:t>firstOrFail</w:t>
+        <w:t xml:space="preserve">firstOrFail</w:t>
       </w:r>
       <w:r>
         <w:rPr>
           <w:rFonts w:ascii="Consolas" w:hAnsi="Consolas"/>
-          <w:color w:val="D4D4D4"/>
+          <w:color w:val="262626"/>
           <w:sz w:val="16"/>
         </w:rPr>
-        <w:t>();</w:t>
+        <w:t xml:space="preserve">();</w:t>
+      </w:r>
+      <w:r>
         <w:br/>
+      </w:r>
+      <w:r>
         <w:br/>
+      </w:r>
+      <w:r>
+        <w:rPr>
+          <w:rFonts w:ascii="Consolas" w:hAnsi="Consolas"/>
+          <w:color w:val="262626"/>
+          <w:sz w:val="16"/>
+        </w:rPr>
         <w:t xml:space="preserve">    </w:t>
       </w:r>
       <w:r>
         <w:rPr>
           <w:rFonts w:ascii="Consolas" w:hAnsi="Consolas"/>
-          <w:color w:val="569CD6"/>
+          <w:b/>
+          <w:color w:val="000080"/>
           <w:sz w:val="16"/>
         </w:rPr>
-        <w:t>if</w:t>
+        <w:t xml:space="preserve">if</w:t>
       </w:r>
       <w:r>
         <w:rPr>
           <w:rFonts w:ascii="Consolas" w:hAnsi="Consolas"/>
-          <w:color w:val="D4D4D4"/>
+          <w:color w:val="262626"/>
           <w:sz w:val="16"/>
         </w:rPr>
         <w:t xml:space="preserve"> (</w:t>
@@ -6275,65 +5646,74 @@
       <w:r>
         <w:rPr>
           <w:rFonts w:ascii="Consolas" w:hAnsi="Consolas"/>
-          <w:color w:val="4EC9B0"/>
+          <w:color w:val="267F99"/>
           <w:sz w:val="16"/>
         </w:rPr>
-        <w:t>PaymentEvent</w:t>
+        <w:t xml:space="preserve">PaymentEvent</w:t>
       </w:r>
       <w:r>
         <w:rPr>
           <w:rFonts w:ascii="Consolas" w:hAnsi="Consolas"/>
-          <w:color w:val="D4D4D4"/>
+          <w:color w:val="262626"/>
           <w:sz w:val="16"/>
         </w:rPr>
-        <w:t>::</w:t>
+        <w:t xml:space="preserve">::</w:t>
       </w:r>
       <w:r>
         <w:rPr>
           <w:rFonts w:ascii="Consolas" w:hAnsi="Consolas"/>
-          <w:color w:val="DCDCAA"/>
+          <w:color w:val="795E26"/>
           <w:sz w:val="16"/>
         </w:rPr>
-        <w:t>query</w:t>
+        <w:t xml:space="preserve">query</w:t>
       </w:r>
       <w:r>
         <w:rPr>
           <w:rFonts w:ascii="Consolas" w:hAnsi="Consolas"/>
-          <w:color w:val="D4D4D4"/>
+          <w:color w:val="262626"/>
           <w:sz w:val="16"/>
         </w:rPr>
-        <w:t>()</w:t>
+        <w:t xml:space="preserve">()</w:t>
+      </w:r>
+      <w:r>
         <w:br/>
+      </w:r>
+      <w:r>
+        <w:rPr>
+          <w:rFonts w:ascii="Consolas" w:hAnsi="Consolas"/>
+          <w:color w:val="262626"/>
+          <w:sz w:val="16"/>
+        </w:rPr>
         <w:t xml:space="preserve">        -&gt;</w:t>
       </w:r>
       <w:r>
         <w:rPr>
           <w:rFonts w:ascii="Consolas" w:hAnsi="Consolas"/>
-          <w:color w:val="DCDCAA"/>
+          <w:color w:val="795E26"/>
           <w:sz w:val="16"/>
         </w:rPr>
-        <w:t>where</w:t>
+        <w:t xml:space="preserve">where</w:t>
       </w:r>
       <w:r>
         <w:rPr>
           <w:rFonts w:ascii="Consolas" w:hAnsi="Consolas"/>
-          <w:color w:val="D4D4D4"/>
+          <w:color w:val="262626"/>
           <w:sz w:val="16"/>
         </w:rPr>
-        <w:t>(</w:t>
+        <w:t xml:space="preserve">(</w:t>
       </w:r>
       <w:r>
         <w:rPr>
           <w:rFonts w:ascii="Consolas" w:hAnsi="Consolas"/>
-          <w:color w:val="CE9178"/>
+          <w:color w:val="00733B"/>
           <w:sz w:val="16"/>
         </w:rPr>
-        <w:t>'provider_event_id'</w:t>
+        <w:t xml:space="preserve">'provider_event_id'</w:t>
       </w:r>
       <w:r>
         <w:rPr>
           <w:rFonts w:ascii="Consolas" w:hAnsi="Consolas"/>
-          <w:color w:val="D4D4D4"/>
+          <w:color w:val="262626"/>
           <w:sz w:val="16"/>
         </w:rPr>
         <w:t xml:space="preserve">, </w:t>
@@ -6341,51 +5721,86 @@
       <w:r>
         <w:rPr>
           <w:rFonts w:ascii="Consolas" w:hAnsi="Consolas"/>
-          <w:color w:val="9CDCFE"/>
+          <w:color w:val="660E7A"/>
           <w:sz w:val="16"/>
         </w:rPr>
-        <w:t>$event</w:t>
+        <w:t xml:space="preserve">$event</w:t>
       </w:r>
       <w:r>
         <w:rPr>
           <w:rFonts w:ascii="Consolas" w:hAnsi="Consolas"/>
-          <w:color w:val="D4D4D4"/>
+          <w:color w:val="262626"/>
           <w:sz w:val="16"/>
         </w:rPr>
-        <w:t>-&gt;eventId)</w:t>
+        <w:t xml:space="preserve">-&gt;</w:t>
+      </w:r>
+      <w:r>
+        <w:rPr>
+          <w:rFonts w:ascii="Consolas" w:hAnsi="Consolas"/>
+          <w:color w:val="660E7A"/>
+          <w:sz w:val="16"/>
+        </w:rPr>
+        <w:t xml:space="preserve">eventId</w:t>
+      </w:r>
+      <w:r>
+        <w:rPr>
+          <w:rFonts w:ascii="Consolas" w:hAnsi="Consolas"/>
+          <w:color w:val="262626"/>
+          <w:sz w:val="16"/>
+        </w:rPr>
+        <w:t xml:space="preserve">)</w:t>
+      </w:r>
+      <w:r>
         <w:br/>
+      </w:r>
+      <w:r>
+        <w:rPr>
+          <w:rFonts w:ascii="Consolas" w:hAnsi="Consolas"/>
+          <w:color w:val="262626"/>
+          <w:sz w:val="16"/>
+        </w:rPr>
         <w:t xml:space="preserve">        -&gt;</w:t>
       </w:r>
       <w:r>
         <w:rPr>
           <w:rFonts w:ascii="Consolas" w:hAnsi="Consolas"/>
-          <w:color w:val="DCDCAA"/>
+          <w:color w:val="795E26"/>
           <w:sz w:val="16"/>
         </w:rPr>
-        <w:t>exists</w:t>
+        <w:t xml:space="preserve">exists</w:t>
       </w:r>
       <w:r>
         <w:rPr>
           <w:rFonts w:ascii="Consolas" w:hAnsi="Consolas"/>
-          <w:color w:val="D4D4D4"/>
+          <w:color w:val="262626"/>
           <w:sz w:val="16"/>
         </w:rPr>
         <w:t xml:space="preserve">()) {</w:t>
+      </w:r>
+      <w:r>
         <w:br/>
+      </w:r>
+      <w:r>
+        <w:rPr>
+          <w:rFonts w:ascii="Consolas" w:hAnsi="Consolas"/>
+          <w:color w:val="262626"/>
+          <w:sz w:val="16"/>
+        </w:rPr>
         <w:t xml:space="preserve">        </w:t>
       </w:r>
       <w:r>
         <w:rPr>
           <w:rFonts w:ascii="Consolas" w:hAnsi="Consolas"/>
-          <w:color w:val="569CD6"/>
+          <w:b/>
+          <w:color w:val="000080"/>
           <w:sz w:val="16"/>
         </w:rPr>
-        <w:t>return</w:t>
+        <w:t xml:space="preserve">return</w:t>
       </w:r>
       <w:r>
         <w:rPr>
           <w:rFonts w:ascii="Consolas" w:hAnsi="Consolas"/>
-          <w:color w:val="D4D4D4"/>
+          <w:color w:val="262626"/>
           <w:sz w:val="16"/>
         </w:rPr>
         <w:t xml:space="preserve"> </w:t>
@@ -6393,36 +5808,57 @@
       <w:r>
         <w:rPr>
           <w:rFonts w:ascii="Consolas" w:hAnsi="Consolas"/>
-          <w:color w:val="CE9178"/>
+          <w:color w:val="00733B"/>
           <w:sz w:val="16"/>
         </w:rPr>
-        <w:t>'duplicate'</w:t>
+        <w:t xml:space="preserve">'duplicate'</w:t>
       </w:r>
       <w:r>
         <w:rPr>
           <w:rFonts w:ascii="Consolas" w:hAnsi="Consolas"/>
-          <w:color w:val="D4D4D4"/>
+          <w:color w:val="262626"/>
           <w:sz w:val="16"/>
         </w:rPr>
-        <w:t>;</w:t>
+        <w:t xml:space="preserve">;</w:t>
+      </w:r>
+      <w:r>
         <w:br/>
+      </w:r>
+      <w:r>
+        <w:rPr>
+          <w:rFonts w:ascii="Consolas" w:hAnsi="Consolas"/>
+          <w:color w:val="262626"/>
+          <w:sz w:val="16"/>
+        </w:rPr>
         <w:t xml:space="preserve">    }</w:t>
+      </w:r>
+      <w:r>
         <w:br/>
+      </w:r>
+      <w:r>
         <w:br/>
+      </w:r>
+      <w:r>
+        <w:rPr>
+          <w:rFonts w:ascii="Consolas" w:hAnsi="Consolas"/>
+          <w:color w:val="262626"/>
+          <w:sz w:val="16"/>
+        </w:rPr>
         <w:t xml:space="preserve">    </w:t>
       </w:r>
       <w:r>
         <w:rPr>
           <w:rFonts w:ascii="Consolas" w:hAnsi="Consolas"/>
-          <w:color w:val="569CD6"/>
+          <w:b/>
+          <w:color w:val="000080"/>
           <w:sz w:val="16"/>
         </w:rPr>
-        <w:t>if</w:t>
+        <w:t xml:space="preserve">if</w:t>
       </w:r>
       <w:r>
         <w:rPr>
           <w:rFonts w:ascii="Consolas" w:hAnsi="Consolas"/>
-          <w:color w:val="D4D4D4"/>
+          <w:color w:val="262626"/>
           <w:sz w:val="16"/>
         </w:rPr>
         <w:t xml:space="preserve"> (</w:t>
@@ -6430,65 +5866,108 @@
       <w:r>
         <w:rPr>
           <w:rFonts w:ascii="Consolas" w:hAnsi="Consolas"/>
-          <w:color w:val="9CDCFE"/>
+          <w:color w:val="660E7A"/>
           <w:sz w:val="16"/>
         </w:rPr>
-        <w:t>$event</w:t>
+        <w:t xml:space="preserve">$event</w:t>
       </w:r>
       <w:r>
         <w:rPr>
           <w:rFonts w:ascii="Consolas" w:hAnsi="Consolas"/>
-          <w:color w:val="D4D4D4"/>
+          <w:color w:val="262626"/>
           <w:sz w:val="16"/>
         </w:rPr>
-        <w:t xml:space="preserve">-&gt;amount !== (</w:t>
+        <w:t xml:space="preserve">-&gt;</w:t>
       </w:r>
       <w:r>
         <w:rPr>
           <w:rFonts w:ascii="Consolas" w:hAnsi="Consolas"/>
-          <w:color w:val="569CD6"/>
+          <w:color w:val="660E7A"/>
           <w:sz w:val="16"/>
         </w:rPr>
-        <w:t>int</w:t>
+        <w:t xml:space="preserve">amount</w:t>
       </w:r>
       <w:r>
         <w:rPr>
           <w:rFonts w:ascii="Consolas" w:hAnsi="Consolas"/>
-          <w:color w:val="D4D4D4"/>
+          <w:color w:val="262626"/>
           <w:sz w:val="16"/>
         </w:rPr>
+        <w:t xml:space="preserve"> !== (</w:t>
+      </w:r>
+      <w:r>
+        <w:rPr>
+          <w:rFonts w:ascii="Consolas" w:hAnsi="Consolas"/>
+          <w:b/>
+          <w:color w:val="000080"/>
+          <w:sz w:val="16"/>
+        </w:rPr>
+        <w:t xml:space="preserve">int</w:t>
+      </w:r>
+      <w:r>
+        <w:rPr>
+          <w:rFonts w:ascii="Consolas" w:hAnsi="Consolas"/>
+          <w:color w:val="262626"/>
+          <w:sz w:val="16"/>
+        </w:rPr>
         <w:t xml:space="preserve">) </w:t>
       </w:r>
       <w:r>
         <w:rPr>
           <w:rFonts w:ascii="Consolas" w:hAnsi="Consolas"/>
-          <w:color w:val="9CDCFE"/>
+          <w:color w:val="660E7A"/>
           <w:sz w:val="16"/>
         </w:rPr>
-        <w:t>$payment</w:t>
+        <w:t xml:space="preserve">$payment</w:t>
       </w:r>
       <w:r>
         <w:rPr>
           <w:rFonts w:ascii="Consolas" w:hAnsi="Consolas"/>
-          <w:color w:val="D4D4D4"/>
+          <w:color w:val="262626"/>
           <w:sz w:val="16"/>
         </w:rPr>
-        <w:t xml:space="preserve">-&gt;amount) {</w:t>
+        <w:t xml:space="preserve">-&gt;</w:t>
+      </w:r>
+      <w:r>
+        <w:rPr>
+          <w:rFonts w:ascii="Consolas" w:hAnsi="Consolas"/>
+          <w:color w:val="660E7A"/>
+          <w:sz w:val="16"/>
+        </w:rPr>
+        <w:t xml:space="preserve">amount</w:t>
+      </w:r>
+      <w:r>
+        <w:rPr>
+          <w:rFonts w:ascii="Consolas" w:hAnsi="Consolas"/>
+          <w:color w:val="262626"/>
+          <w:sz w:val="16"/>
+        </w:rPr>
+        <w:t xml:space="preserve">) {</w:t>
+      </w:r>
+      <w:r>
         <w:br/>
+      </w:r>
+      <w:r>
+        <w:rPr>
+          <w:rFonts w:ascii="Consolas" w:hAnsi="Consolas"/>
+          <w:color w:val="262626"/>
+          <w:sz w:val="16"/>
+        </w:rPr>
         <w:t xml:space="preserve">        </w:t>
       </w:r>
       <w:r>
         <w:rPr>
           <w:rFonts w:ascii="Consolas" w:hAnsi="Consolas"/>
-          <w:color w:val="569CD6"/>
+          <w:b/>
+          <w:color w:val="000080"/>
           <w:sz w:val="16"/>
         </w:rPr>
-        <w:t>throw</w:t>
+        <w:t xml:space="preserve">throw</w:t>
       </w:r>
       <w:r>
         <w:rPr>
           <w:rFonts w:ascii="Consolas" w:hAnsi="Consolas"/>
-          <w:color w:val="D4D4D4"/>
+          <w:color w:val="262626"/>
           <w:sz w:val="16"/>
         </w:rPr>
         <w:t xml:space="preserve"> </w:t>
@@ -6496,15 +5975,16 @@
       <w:r>
         <w:rPr>
           <w:rFonts w:ascii="Consolas" w:hAnsi="Consolas"/>
-          <w:color w:val="569CD6"/>
+          <w:b/>
+          <w:color w:val="000080"/>
           <w:sz w:val="16"/>
         </w:rPr>
-        <w:t>new</w:t>
+        <w:t xml:space="preserve">new</w:t>
       </w:r>
       <w:r>
         <w:rPr>
           <w:rFonts w:ascii="Consolas" w:hAnsi="Consolas"/>
-          <w:color w:val="D4D4D4"/>
+          <w:color w:val="262626"/>
           <w:sz w:val="16"/>
         </w:rPr>
         <w:t xml:space="preserve"> </w:t>
@@ -6512,106 +5992,155 @@
       <w:r>
         <w:rPr>
           <w:rFonts w:ascii="Consolas" w:hAnsi="Consolas"/>
-          <w:color w:val="DCDCAA"/>
+          <w:color w:val="795E26"/>
           <w:sz w:val="16"/>
         </w:rPr>
-        <w:t>DomainException</w:t>
+        <w:t xml:space="preserve">DomainException</w:t>
       </w:r>
       <w:r>
         <w:rPr>
           <w:rFonts w:ascii="Consolas" w:hAnsi="Consolas"/>
-          <w:color w:val="D4D4D4"/>
+          <w:color w:val="262626"/>
           <w:sz w:val="16"/>
         </w:rPr>
-        <w:t>(</w:t>
+        <w:t xml:space="preserve">(</w:t>
       </w:r>
       <w:r>
         <w:rPr>
           <w:rFonts w:ascii="Consolas" w:hAnsi="Consolas"/>
-          <w:color w:val="CE9178"/>
+          <w:color w:val="00733B"/>
           <w:sz w:val="16"/>
         </w:rPr>
-        <w:t>'Nominal webhook berbeda.'</w:t>
+        <w:t xml:space="preserve">'Nominal webhook berbeda.'</w:t>
       </w:r>
       <w:r>
         <w:rPr>
           <w:rFonts w:ascii="Consolas" w:hAnsi="Consolas"/>
-          <w:color w:val="D4D4D4"/>
+          <w:color w:val="262626"/>
           <w:sz w:val="16"/>
         </w:rPr>
-        <w:t>);</w:t>
+        <w:t xml:space="preserve">);</w:t>
+      </w:r>
+      <w:r>
         <w:br/>
+      </w:r>
+      <w:r>
+        <w:rPr>
+          <w:rFonts w:ascii="Consolas" w:hAnsi="Consolas"/>
+          <w:color w:val="262626"/>
+          <w:sz w:val="16"/>
+        </w:rPr>
         <w:t xml:space="preserve">    }</w:t>
+      </w:r>
+      <w:r>
         <w:br/>
+      </w:r>
+      <w:r>
         <w:br/>
+      </w:r>
+      <w:r>
+        <w:rPr>
+          <w:rFonts w:ascii="Consolas" w:hAnsi="Consolas"/>
+          <w:color w:val="262626"/>
+          <w:sz w:val="16"/>
+        </w:rPr>
         <w:t xml:space="preserve">    </w:t>
       </w:r>
       <w:r>
         <w:rPr>
           <w:rFonts w:ascii="Consolas" w:hAnsi="Consolas"/>
-          <w:color w:val="6A9955"/>
+          <w:i/>
+          <w:color w:val="808080"/>
           <w:sz w:val="16"/>
         </w:rPr>
-        <w:t>// event append-only, status, ledger, dan outbox</w:t>
+        <w:t xml:space="preserve">// event append-only, status, ledger, dan outbox</w:t>
+      </w:r>
+      <w:r>
+        <w:br/>
       </w:r>
       <w:r>
         <w:rPr>
           <w:rFonts w:ascii="Consolas" w:hAnsi="Consolas"/>
-          <w:color w:val="D4D4D4"/>
+          <w:color w:val="262626"/>
           <w:sz w:val="16"/>
         </w:rPr>
+        <w:t xml:space="preserve">    </w:t>
+      </w:r>
+      <w:r>
+        <w:rPr>
+          <w:rFonts w:ascii="Consolas" w:hAnsi="Consolas"/>
+          <w:b/>
+          <w:color w:val="000080"/>
+          <w:sz w:val="16"/>
+        </w:rPr>
+        <w:t xml:space="preserve">return</w:t>
+      </w:r>
+      <w:r>
+        <w:rPr>
+          <w:rFonts w:ascii="Consolas" w:hAnsi="Consolas"/>
+          <w:color w:val="262626"/>
+          <w:sz w:val="16"/>
+        </w:rPr>
+        <w:t xml:space="preserve"> </w:t>
+      </w:r>
+      <w:r>
+        <w:rPr>
+          <w:rFonts w:ascii="Consolas" w:hAnsi="Consolas"/>
+          <w:color w:val="00733B"/>
+          <w:sz w:val="16"/>
+        </w:rPr>
+        <w:t xml:space="preserve">'settled'</w:t>
+      </w:r>
+      <w:r>
+        <w:rPr>
+          <w:rFonts w:ascii="Consolas" w:hAnsi="Consolas"/>
+          <w:color w:val="262626"/>
+          <w:sz w:val="16"/>
+        </w:rPr>
+        <w:t xml:space="preserve">;</w:t>
+      </w:r>
+      <w:r>
         <w:br/>
-        <w:t xml:space="preserve">    </w:t>
       </w:r>
       <w:r>
         <w:rPr>
           <w:rFonts w:ascii="Consolas" w:hAnsi="Consolas"/>
-          <w:color w:val="569CD6"/>
+          <w:color w:val="262626"/>
           <w:sz w:val="16"/>
         </w:rPr>
-        <w:t>return</w:t>
+        <w:t xml:space="preserve">}, </w:t>
       </w:r>
       <w:r>
         <w:rPr>
           <w:rFonts w:ascii="Consolas" w:hAnsi="Consolas"/>
-          <w:color w:val="D4D4D4"/>
+          <w:color w:val="660E7A"/>
           <w:sz w:val="16"/>
         </w:rPr>
-        <w:t xml:space="preserve"> </w:t>
+        <w:t xml:space="preserve">attempts</w:t>
       </w:r>
       <w:r>
         <w:rPr>
           <w:rFonts w:ascii="Consolas" w:hAnsi="Consolas"/>
-          <w:color w:val="CE9178"/>
+          <w:color w:val="262626"/>
           <w:sz w:val="16"/>
         </w:rPr>
-        <w:t>'settled'</w:t>
+        <w:t xml:space="preserve">: </w:t>
       </w:r>
       <w:r>
         <w:rPr>
           <w:rFonts w:ascii="Consolas" w:hAnsi="Consolas"/>
-          <w:color w:val="D4D4D4"/>
+          <w:color w:val="0073E6"/>
           <w:sz w:val="16"/>
         </w:rPr>
-        <w:t>;</w:t>
-        <w:br/>
-        <w:t xml:space="preserve">}, attempts: </w:t>
+        <w:t xml:space="preserve">3</w:t>
       </w:r>
       <w:r>
         <w:rPr>
           <w:rFonts w:ascii="Consolas" w:hAnsi="Consolas"/>
-          <w:color w:val="B5CEA8"/>
+          <w:color w:val="262626"/>
           <w:sz w:val="16"/>
         </w:rPr>
-        <w:t>3</w:t>
-      </w:r>
-      <w:r>
-        <w:rPr>
-          <w:rFonts w:ascii="Consolas" w:hAnsi="Consolas"/>
-          <w:color w:val="D4D4D4"/>
-          <w:sz w:val="16"/>
-        </w:rPr>
-        <w:t>);</w:t>
+        <w:t xml:space="preserve">);</w:t>
       </w:r>
     </w:p>
     <w:p>
@@ -19641,7 +19170,7 @@
     </w:pPr>
     <w:rPr>
       <w:rFonts w:ascii="Consolas" w:hAnsi="Consolas"/>
-      <w:color w:val="D4D4D4"/>
+      <w:color w:val="262626"/>
       <w:sz w:val="16"/>
     </w:rPr>
   </w:style>
@@ -19753,7 +19282,7 @@
     <w:rPr>
       <w:rFonts w:ascii="Consolas" w:hAnsi="Consolas"/>
       <w:b/>
-      <w:color w:val="FFFFFF"/>
+      <w:color w:val="262626"/>
       <w:sz w:val="16"/>
     </w:rPr>
   </w:style>
